--- a/src/assets/plantilla.docx
+++ b/src/assets/plantilla.docx
@@ -1,6 +1,6 @@
 
 <file path=word/document.xml><?xml version="1.0" encoding="utf-8"?>
-<w:document xmlns:wpc="http://schemas.microsoft.com/office/word/2010/wordprocessingCanvas" xmlns:cx="http://schemas.microsoft.com/office/drawing/2014/chartex" xmlns:cx1="http://schemas.microsoft.com/office/drawing/2015/9/8/chartex" xmlns:cx2="http://schemas.microsoft.com/office/drawing/2015/10/21/chartex" xmlns:cx3="http://schemas.microsoft.com/office/drawing/2016/5/9/chartex" xmlns:cx4="http://schemas.microsoft.com/office/drawing/2016/5/10/chartex" xmlns:cx5="http://schemas.microsoft.com/office/drawing/2016/5/11/chartex" xmlns:cx6="http://schemas.microsoft.com/office/drawing/2016/5/12/chartex" xmlns:cx7="http://schemas.microsoft.com/office/drawing/2016/5/13/chartex" xmlns:cx8="http://schemas.microsoft.com/office/drawing/2016/5/14/chartex" xmlns:mc="http://schemas.openxmlformats.org/markup-compatibility/2006" xmlns:aink="http://schemas.microsoft.com/office/drawing/2016/ink" xmlns:am3d="http://schemas.microsoft.com/office/drawing/2017/model3d" xmlns:o="urn:schemas-microsoft-com:office:office" xmlns:oel="http://schemas.microsoft.com/office/2019/extlst" xmlns:r="http://schemas.openxmlformats.org/officeDocument/2006/relationships" xmlns:m="http://schemas.openxmlformats.org/officeDocument/2006/math" xmlns:v="urn:schemas-microsoft-com:vml" xmlns:wp14="http://schemas.microsoft.com/office/word/2010/wordprocessingDrawing" xmlns:wp="http://schemas.openxmlformats.org/drawingml/2006/wordprocessingDrawing" xmlns:w10="urn:schemas-microsoft-com:office:word" xmlns:w="http://schemas.openxmlformats.org/wordprocessingml/2006/main" xmlns:w14="http://schemas.microsoft.com/office/word/2010/wordml" xmlns:w15="http://schemas.microsoft.com/office/word/2012/wordml" xmlns:w16cex="http://schemas.microsoft.com/office/word/2018/wordml/cex" xmlns:w16cid="http://schemas.microsoft.com/office/word/2016/wordml/cid" xmlns:w16="http://schemas.microsoft.com/office/word/2018/wordml" xmlns:w16du="http://schemas.microsoft.com/office/word/2023/wordml/word16du" xmlns:w16sdtdh="http://schemas.microsoft.com/office/word/2020/wordml/sdtdatahash" xmlns:w16sdtfl="http://schemas.microsoft.com/office/word/2024/wordml/sdtformatlock" xmlns:w16se="http://schemas.microsoft.com/office/word/2015/wordml/symex" xmlns:wpg="http://schemas.microsoft.com/office/word/2010/wordprocessingGroup" xmlns:wpi="http://schemas.microsoft.com/office/word/2010/wordprocessingInk" xmlns:wne="http://schemas.microsoft.com/office/word/2006/wordml" xmlns:wps="http://schemas.microsoft.com/office/word/2010/wordprocessingShape" mc:Ignorable="w14 w15 w16se w16cid w16 w16cex w16sdtdh w16sdtfl w16du wp14">
+<w:document xmlns:wpc="http://schemas.microsoft.com/office/word/2010/wordprocessingCanvas" xmlns:cx="http://schemas.microsoft.com/office/drawing/2014/chartex" xmlns:cx1="http://schemas.microsoft.com/office/drawing/2015/9/8/chartex" xmlns:cx2="http://schemas.microsoft.com/office/drawing/2015/10/21/chartex" xmlns:cx3="http://schemas.microsoft.com/office/drawing/2016/5/9/chartex" xmlns:cx4="http://schemas.microsoft.com/office/drawing/2016/5/10/chartex" xmlns:cx5="http://schemas.microsoft.com/office/drawing/2016/5/11/chartex" xmlns:cx6="http://schemas.microsoft.com/office/drawing/2016/5/12/chartex" xmlns:cx7="http://schemas.microsoft.com/office/drawing/2016/5/13/chartex" xmlns:cx8="http://schemas.microsoft.com/office/drawing/2016/5/14/chartex" xmlns:mc="http://schemas.openxmlformats.org/markup-compatibility/2006" xmlns:aink="http://schemas.microsoft.com/office/drawing/2016/ink" xmlns:am3d="http://schemas.microsoft.com/office/drawing/2017/model3d" xmlns:o="urn:schemas-microsoft-com:office:office" xmlns:oel="http://schemas.microsoft.com/office/2019/extlst" xmlns:r="http://schemas.openxmlformats.org/officeDocument/2006/relationships" xmlns:m="http://schemas.openxmlformats.org/officeDocument/2006/math" xmlns:v="urn:schemas-microsoft-com:vml" xmlns:wp14="http://schemas.microsoft.com/office/word/2010/wordprocessingDrawing" xmlns:wp="http://schemas.openxmlformats.org/drawingml/2006/wordprocessingDrawing" xmlns:w10="urn:schemas-microsoft-com:office:word" xmlns:w="http://schemas.openxmlformats.org/wordprocessingml/2006/main" xmlns:w14="http://schemas.microsoft.com/office/word/2010/wordml" xmlns:w15="http://schemas.microsoft.com/office/word/2012/wordml" xmlns:w16cei="http://schemas.microsoft.com/office/word/2026/wordml/cei" xmlns:w16cex="http://schemas.microsoft.com/office/word/2018/wordml/cex" xmlns:w16cid="http://schemas.microsoft.com/office/word/2016/wordml/cid" xmlns:w16="http://schemas.microsoft.com/office/word/2018/wordml" xmlns:w16du="http://schemas.microsoft.com/office/word/2023/wordml/word16du" xmlns:w16sdtdh="http://schemas.microsoft.com/office/word/2020/wordml/sdtdatahash" xmlns:w16sdtfl="http://schemas.microsoft.com/office/word/2024/wordml/sdtformatlock" xmlns:w16se="http://schemas.microsoft.com/office/word/2015/wordml/symex" xmlns:wpg="http://schemas.microsoft.com/office/word/2010/wordprocessingGroup" xmlns:wpi="http://schemas.microsoft.com/office/word/2010/wordprocessingInk" xmlns:wne="http://schemas.microsoft.com/office/word/2006/wordml" xmlns:wps="http://schemas.microsoft.com/office/word/2010/wordprocessingShape" mc:Ignorable="w14 w15 w16se w16cid w16 w16cex w16sdtdh w16sdtfl w16du wp14">
   <w:body>
     <w:sdt>
       <w:sdtPr>
@@ -18,6 +18,7 @@
           <w:docPartUnique/>
         </w:docPartObj>
       </w:sdtPr>
+      <w:sdtEndPr/>
       <w:sdtContent>
         <w:p>
           <w:r>
@@ -581,12 +582,27 @@
                     </w:placeholder>
                     <w:text/>
                   </w:sdtPr>
+                  <w:sdtEndPr/>
                   <w:sdtContent>
                     <w:r>
                       <w:rPr>
                         <w:rFonts w:ascii="Verdana" w:hAnsi="Verdana"/>
                       </w:rPr>
-                      <w:t>{FechaDocumento}</w:t>
+                      <w:t>{</w:t>
+                    </w:r>
+                    <w:proofErr w:type="spellStart"/>
+                    <w:r>
+                      <w:rPr>
+                        <w:rFonts w:ascii="Verdana" w:hAnsi="Verdana"/>
+                      </w:rPr>
+                      <w:t>FechaDocumento</w:t>
+                    </w:r>
+                    <w:proofErr w:type="spellEnd"/>
+                    <w:r>
+                      <w:rPr>
+                        <w:rFonts w:ascii="Verdana" w:hAnsi="Verdana"/>
+                      </w:rPr>
+                      <w:t>}</w:t>
                     </w:r>
                   </w:sdtContent>
                 </w:sdt>
@@ -604,11 +620,19 @@
                     <w:rFonts w:ascii="Verdana" w:hAnsi="Verdana"/>
                   </w:rPr>
                 </w:pPr>
+                <w:proofErr w:type="spellStart"/>
                 <w:r>
                   <w:rPr>
                     <w:rFonts w:ascii="Verdana" w:hAnsi="Verdana"/>
                   </w:rPr>
-                  <w:t>N° Documento Prescripción</w:t>
+                  <w:t>N°</w:t>
+                </w:r>
+                <w:proofErr w:type="spellEnd"/>
+                <w:r>
+                  <w:rPr>
+                    <w:rFonts w:ascii="Verdana" w:hAnsi="Verdana"/>
+                  </w:rPr>
+                  <w:t xml:space="preserve"> Documento Prescripción</w:t>
                 </w:r>
               </w:p>
             </w:tc>
@@ -623,6 +647,7 @@
                 </w:placeholder>
                 <w:text/>
               </w:sdtPr>
+              <w:sdtEndPr/>
               <w:sdtContent>
                 <w:tc>
                   <w:tcPr>
@@ -644,13 +669,23 @@
                       </w:rPr>
                       <w:t>{</w:t>
                     </w:r>
+                    <w:proofErr w:type="spellStart"/>
                     <w:r>
                       <w:rPr>
                         <w:rFonts w:ascii="Verdana" w:eastAsia="Arial" w:hAnsi="Verdana" w:cs="Arial"/>
                         <w:b w:val="0"/>
                         <w:bCs w:val="0"/>
                       </w:rPr>
-                      <w:t>NDocumento}</w:t>
+                      <w:t>NDocumento</w:t>
+                    </w:r>
+                    <w:proofErr w:type="spellEnd"/>
+                    <w:r>
+                      <w:rPr>
+                        <w:rFonts w:ascii="Verdana" w:eastAsia="Arial" w:hAnsi="Verdana" w:cs="Arial"/>
+                        <w:b w:val="0"/>
+                        <w:bCs w:val="0"/>
+                      </w:rPr>
+                      <w:t>}</w:t>
                     </w:r>
                   </w:p>
                 </w:tc>
@@ -725,6 +760,7 @@
                 </w:placeholder>
                 <w:text/>
               </w:sdtPr>
+              <w:sdtEndPr/>
               <w:sdtContent>
                 <w:tc>
                   <w:tcPr>
@@ -743,7 +779,23 @@
                         <w:rFonts w:ascii="Verdana" w:hAnsi="Verdana"/>
                         <w:sz w:val="24"/>
                       </w:rPr>
-                      <w:t>{RutEmpresa}</w:t>
+                      <w:t>{</w:t>
+                    </w:r>
+                    <w:proofErr w:type="spellStart"/>
+                    <w:r>
+                      <w:rPr>
+                        <w:rFonts w:ascii="Verdana" w:hAnsi="Verdana"/>
+                        <w:sz w:val="24"/>
+                      </w:rPr>
+                      <w:t>RutEmpresa</w:t>
+                    </w:r>
+                    <w:proofErr w:type="spellEnd"/>
+                    <w:r>
+                      <w:rPr>
+                        <w:rFonts w:ascii="Verdana" w:hAnsi="Verdana"/>
+                        <w:sz w:val="24"/>
+                      </w:rPr>
+                      <w:t>}</w:t>
                     </w:r>
                   </w:p>
                 </w:tc>
@@ -795,6 +847,7 @@
                   </w:rPr>
                   <w:t>{</w:t>
                 </w:r>
+                <w:proofErr w:type="spellStart"/>
                 <w:sdt>
                   <w:sdtPr>
                     <w:rPr>
@@ -809,6 +862,7 @@
                     </w:placeholder>
                     <w:text/>
                   </w:sdtPr>
+                  <w:sdtEndPr/>
                   <w:sdtContent>
                     <w:r>
                       <w:rPr>
@@ -817,7 +871,17 @@
                         <w:bCs/>
                         <w:szCs w:val="20"/>
                       </w:rPr>
-                      <w:t>NombreEmpresa}</w:t>
+                      <w:t>NombreEmpresa</w:t>
+                    </w:r>
+                    <w:proofErr w:type="spellEnd"/>
+                    <w:r>
+                      <w:rPr>
+                        <w:rFonts w:ascii="Verdana" w:eastAsia="Arial" w:hAnsi="Verdana" w:cs="Arial"/>
+                        <w:b/>
+                        <w:bCs/>
+                        <w:szCs w:val="20"/>
+                      </w:rPr>
+                      <w:t>}</w:t>
                     </w:r>
                   </w:sdtContent>
                 </w:sdt>
@@ -1054,6 +1118,7 @@
                 </w:placeholder>
                 <w:text/>
               </w:sdtPr>
+              <w:sdtEndPr/>
               <w:sdtContent>
                 <w:tc>
                   <w:tcPr>
@@ -1077,7 +1142,27 @@
                         <w:bCs/>
                         <w:szCs w:val="20"/>
                       </w:rPr>
-                      <w:t>{NombreCT}</w:t>
+                      <w:t>{</w:t>
+                    </w:r>
+                    <w:proofErr w:type="spellStart"/>
+                    <w:r>
+                      <w:rPr>
+                        <w:rFonts w:ascii="Verdana" w:eastAsia="Arial" w:hAnsi="Verdana" w:cs="Arial"/>
+                        <w:b/>
+                        <w:bCs/>
+                        <w:szCs w:val="20"/>
+                      </w:rPr>
+                      <w:t>NombreCT</w:t>
+                    </w:r>
+                    <w:proofErr w:type="spellEnd"/>
+                    <w:r>
+                      <w:rPr>
+                        <w:rFonts w:ascii="Verdana" w:eastAsia="Arial" w:hAnsi="Verdana" w:cs="Arial"/>
+                        <w:b/>
+                        <w:bCs/>
+                        <w:szCs w:val="20"/>
+                      </w:rPr>
+                      <w:t>}</w:t>
                     </w:r>
                   </w:p>
                 </w:tc>
@@ -1145,6 +1230,7 @@
                 </w:placeholder>
                 <w:text/>
               </w:sdtPr>
+              <w:sdtEndPr/>
               <w:sdtContent>
                 <w:tc>
                   <w:tcPr>
@@ -1163,7 +1249,23 @@
                         <w:rFonts w:ascii="Verdana" w:hAnsi="Verdana"/>
                         <w:sz w:val="24"/>
                       </w:rPr>
-                      <w:t>{TipocalleCT}</w:t>
+                      <w:t>{</w:t>
+                    </w:r>
+                    <w:proofErr w:type="spellStart"/>
+                    <w:r>
+                      <w:rPr>
+                        <w:rFonts w:ascii="Verdana" w:hAnsi="Verdana"/>
+                        <w:sz w:val="24"/>
+                      </w:rPr>
+                      <w:t>TipocalleCT</w:t>
+                    </w:r>
+                    <w:proofErr w:type="spellEnd"/>
+                    <w:r>
+                      <w:rPr>
+                        <w:rFonts w:ascii="Verdana" w:hAnsi="Verdana"/>
+                        <w:sz w:val="24"/>
+                      </w:rPr>
+                      <w:t>}</w:t>
                     </w:r>
                   </w:p>
                 </w:tc>
@@ -1205,6 +1307,7 @@
                 </w:placeholder>
                 <w:text/>
               </w:sdtPr>
+              <w:sdtEndPr/>
               <w:sdtContent>
                 <w:tc>
                   <w:tcPr>
@@ -1228,7 +1331,27 @@
                         <w:bCs/>
                         <w:szCs w:val="20"/>
                       </w:rPr>
-                      <w:t>{CalleCT}</w:t>
+                      <w:t>{</w:t>
+                    </w:r>
+                    <w:proofErr w:type="spellStart"/>
+                    <w:r>
+                      <w:rPr>
+                        <w:rFonts w:ascii="Verdana" w:eastAsia="Arial" w:hAnsi="Verdana" w:cs="Arial"/>
+                        <w:b/>
+                        <w:bCs/>
+                        <w:szCs w:val="20"/>
+                      </w:rPr>
+                      <w:t>CalleCT</w:t>
+                    </w:r>
+                    <w:proofErr w:type="spellEnd"/>
+                    <w:r>
+                      <w:rPr>
+                        <w:rFonts w:ascii="Verdana" w:eastAsia="Arial" w:hAnsi="Verdana" w:cs="Arial"/>
+                        <w:b/>
+                        <w:bCs/>
+                        <w:szCs w:val="20"/>
+                      </w:rPr>
+                      <w:t>}</w:t>
                     </w:r>
                   </w:p>
                 </w:tc>
@@ -1289,6 +1412,7 @@
                 </w:placeholder>
                 <w:text/>
               </w:sdtPr>
+              <w:sdtEndPr/>
               <w:sdtContent>
                 <w:tc>
                   <w:tcPr>
@@ -1307,7 +1431,23 @@
                         <w:rFonts w:ascii="Verdana" w:hAnsi="Verdana"/>
                         <w:sz w:val="24"/>
                       </w:rPr>
-                      <w:t>{NumeroCT}</w:t>
+                      <w:t>{</w:t>
+                    </w:r>
+                    <w:proofErr w:type="spellStart"/>
+                    <w:r>
+                      <w:rPr>
+                        <w:rFonts w:ascii="Verdana" w:hAnsi="Verdana"/>
+                        <w:sz w:val="24"/>
+                      </w:rPr>
+                      <w:t>NumeroCT</w:t>
+                    </w:r>
+                    <w:proofErr w:type="spellEnd"/>
+                    <w:r>
+                      <w:rPr>
+                        <w:rFonts w:ascii="Verdana" w:hAnsi="Verdana"/>
+                        <w:sz w:val="24"/>
+                      </w:rPr>
+                      <w:t>}</w:t>
                     </w:r>
                   </w:p>
                 </w:tc>
@@ -1445,6 +1585,7 @@
                 </w:placeholder>
                 <w:text/>
               </w:sdtPr>
+              <w:sdtEndPr/>
               <w:sdtContent>
                 <w:tc>
                   <w:tcPr>
@@ -1468,7 +1609,27 @@
                         <w:bCs/>
                         <w:szCs w:val="20"/>
                       </w:rPr>
-                      <w:t>{ComunaCT}</w:t>
+                      <w:t>{</w:t>
+                    </w:r>
+                    <w:proofErr w:type="spellStart"/>
+                    <w:r>
+                      <w:rPr>
+                        <w:rFonts w:ascii="Verdana" w:eastAsia="Arial" w:hAnsi="Verdana" w:cs="Arial"/>
+                        <w:b/>
+                        <w:bCs/>
+                        <w:szCs w:val="20"/>
+                      </w:rPr>
+                      <w:t>ComunaCT</w:t>
+                    </w:r>
+                    <w:proofErr w:type="spellEnd"/>
+                    <w:r>
+                      <w:rPr>
+                        <w:rFonts w:ascii="Verdana" w:eastAsia="Arial" w:hAnsi="Verdana" w:cs="Arial"/>
+                        <w:b/>
+                        <w:bCs/>
+                        <w:szCs w:val="20"/>
+                      </w:rPr>
+                      <w:t>}</w:t>
                     </w:r>
                   </w:p>
                 </w:tc>
@@ -1536,21 +1697,12 @@
                     <w:sz w:val="24"/>
                   </w:rPr>
                 </w:pPr>
-                <w:proofErr w:type="gramStart"/>
                 <w:r>
                   <w:rPr>
                     <w:rFonts w:ascii="Verdana" w:hAnsi="Verdana"/>
                     <w:sz w:val="24"/>
                   </w:rPr>
-                  <w:t>Total</w:t>
-                </w:r>
-                <w:proofErr w:type="gramEnd"/>
-                <w:r>
-                  <w:rPr>
-                    <w:rFonts w:ascii="Verdana" w:hAnsi="Verdana"/>
-                    <w:sz w:val="24"/>
-                  </w:rPr>
-                  <w:t xml:space="preserve"> Trabajadores</w:t>
+                  <w:t>Total Trabajadores</w:t>
                 </w:r>
               </w:p>
             </w:tc>
@@ -1568,6 +1720,7 @@
                 </w:placeholder>
                 <w:text/>
               </w:sdtPr>
+              <w:sdtEndPr/>
               <w:sdtContent>
                 <w:tc>
                   <w:tcPr>
@@ -1591,7 +1744,27 @@
                         <w:bCs/>
                         <w:szCs w:val="20"/>
                       </w:rPr>
-                      <w:t>{DotacionCT}</w:t>
+                      <w:t>{</w:t>
+                    </w:r>
+                    <w:proofErr w:type="spellStart"/>
+                    <w:r>
+                      <w:rPr>
+                        <w:rFonts w:ascii="Verdana" w:eastAsia="Arial" w:hAnsi="Verdana" w:cs="Arial"/>
+                        <w:b/>
+                        <w:bCs/>
+                        <w:szCs w:val="20"/>
+                      </w:rPr>
+                      <w:t>DotacionCT</w:t>
+                    </w:r>
+                    <w:proofErr w:type="spellEnd"/>
+                    <w:r>
+                      <w:rPr>
+                        <w:rFonts w:ascii="Verdana" w:eastAsia="Arial" w:hAnsi="Verdana" w:cs="Arial"/>
+                        <w:b/>
+                        <w:bCs/>
+                        <w:szCs w:val="20"/>
+                      </w:rPr>
+                      <w:t>}</w:t>
                     </w:r>
                   </w:p>
                 </w:tc>
@@ -1687,13 +1860,31 @@
                     <w:sz w:val="24"/>
                   </w:rPr>
                 </w:pPr>
+                <w:proofErr w:type="spellStart"/>
                 <w:r>
                   <w:rPr>
                     <w:rFonts w:ascii="Verdana" w:hAnsi="Verdana"/>
                     <w:sz w:val="24"/>
                   </w:rPr>
-                  <w:t>Hrs/Sem</w:t>
+                  <w:t>Hrs</w:t>
                 </w:r>
+                <w:proofErr w:type="spellEnd"/>
+                <w:r>
+                  <w:rPr>
+                    <w:rFonts w:ascii="Verdana" w:hAnsi="Verdana"/>
+                    <w:sz w:val="24"/>
+                  </w:rPr>
+                  <w:t>/</w:t>
+                </w:r>
+                <w:proofErr w:type="spellStart"/>
+                <w:r>
+                  <w:rPr>
+                    <w:rFonts w:ascii="Verdana" w:hAnsi="Verdana"/>
+                    <w:sz w:val="24"/>
+                  </w:rPr>
+                  <w:t>Sem</w:t>
+                </w:r>
+                <w:proofErr w:type="spellEnd"/>
               </w:p>
             </w:tc>
             <w:tc>
@@ -2093,8 +2284,17 @@
                     <w:b/>
                     <w:lang w:val="es-CL"/>
                   </w:rPr>
-                  <w:t>Folio N°</w:t>
+                  <w:t xml:space="preserve">Folio </w:t>
                 </w:r>
+                <w:proofErr w:type="spellStart"/>
+                <w:r>
+                  <w:rPr>
+                    <w:b/>
+                    <w:lang w:val="es-CL"/>
+                  </w:rPr>
+                  <w:t>N°</w:t>
+                </w:r>
+                <w:proofErr w:type="spellEnd"/>
               </w:p>
             </w:tc>
             <w:sdt>
@@ -2108,6 +2308,7 @@
                 </w:placeholder>
                 <w:text/>
               </w:sdtPr>
+              <w:sdtEndPr/>
               <w:sdtContent>
                 <w:tc>
                   <w:tcPr>
@@ -2129,7 +2330,21 @@
                       <w:rPr>
                         <w:lang w:val="es-CL"/>
                       </w:rPr>
-                      <w:t>{FolioMedida}</w:t>
+                      <w:t>{</w:t>
+                    </w:r>
+                    <w:proofErr w:type="spellStart"/>
+                    <w:r>
+                      <w:rPr>
+                        <w:lang w:val="es-CL"/>
+                      </w:rPr>
+                      <w:t>FolioMedida</w:t>
+                    </w:r>
+                    <w:proofErr w:type="spellEnd"/>
+                    <w:r>
+                      <w:rPr>
+                        <w:lang w:val="es-CL"/>
+                      </w:rPr>
+                      <w:t>}</w:t>
                     </w:r>
                   </w:p>
                 </w:tc>
@@ -2171,6 +2386,7 @@
                 </w:placeholder>
                 <w:text/>
               </w:sdtPr>
+              <w:sdtEndPr/>
               <w:sdtContent>
                 <w:tc>
                   <w:tcPr>
@@ -2192,7 +2408,21 @@
                       <w:rPr>
                         <w:lang w:val="es-CL"/>
                       </w:rPr>
-                      <w:t>{DimensionMedida}</w:t>
+                      <w:t>{</w:t>
+                    </w:r>
+                    <w:proofErr w:type="spellStart"/>
+                    <w:r>
+                      <w:rPr>
+                        <w:lang w:val="es-CL"/>
+                      </w:rPr>
+                      <w:t>DimensionMedida</w:t>
+                    </w:r>
+                    <w:proofErr w:type="spellEnd"/>
+                    <w:r>
+                      <w:rPr>
+                        <w:lang w:val="es-CL"/>
+                      </w:rPr>
+                      <w:t>}</w:t>
                     </w:r>
                   </w:p>
                 </w:tc>
@@ -2242,6 +2472,7 @@
                 </w:placeholder>
                 <w:text/>
               </w:sdtPr>
+              <w:sdtEndPr/>
               <w:sdtContent>
                 <w:tc>
                   <w:tcPr>
@@ -2265,7 +2496,21 @@
                       <w:rPr>
                         <w:lang w:val="es-CL"/>
                       </w:rPr>
-                      <w:t>{porcentajeriesgomedio}</w:t>
+                      <w:t>{</w:t>
+                    </w:r>
+                    <w:proofErr w:type="spellStart"/>
+                    <w:r>
+                      <w:rPr>
+                        <w:lang w:val="es-CL"/>
+                      </w:rPr>
+                      <w:t>porcentajeriesgomedio</w:t>
+                    </w:r>
+                    <w:proofErr w:type="spellEnd"/>
+                    <w:r>
+                      <w:rPr>
+                        <w:lang w:val="es-CL"/>
+                      </w:rPr>
+                      <w:t>}</w:t>
                     </w:r>
                   </w:p>
                 </w:tc>
@@ -2284,6 +2529,7 @@
                 </w:placeholder>
                 <w:text/>
               </w:sdtPr>
+              <w:sdtEndPr/>
               <w:sdtContent>
                 <w:tc>
                   <w:tcPr>
@@ -2307,7 +2553,21 @@
                       <w:rPr>
                         <w:lang w:val="es-CL"/>
                       </w:rPr>
-                      <w:t>{porcentajeriesgoalto}</w:t>
+                      <w:t>{</w:t>
+                    </w:r>
+                    <w:proofErr w:type="spellStart"/>
+                    <w:r>
+                      <w:rPr>
+                        <w:lang w:val="es-CL"/>
+                      </w:rPr>
+                      <w:t>porcentajeriesgoalto</w:t>
+                    </w:r>
+                    <w:proofErr w:type="spellEnd"/>
+                    <w:r>
+                      <w:rPr>
+                        <w:lang w:val="es-CL"/>
+                      </w:rPr>
+                      <w:t>}</w:t>
                     </w:r>
                   </w:p>
                 </w:tc>
@@ -2357,6 +2617,7 @@
                 </w:placeholder>
                 <w:text/>
               </w:sdtPr>
+              <w:sdtEndPr/>
               <w:sdtContent>
                 <w:tc>
                   <w:tcPr>
@@ -2377,7 +2638,21 @@
                       <w:rPr>
                         <w:lang w:val="es-CL"/>
                       </w:rPr>
-                      <w:t>{preguntasmayorpuntaje}</w:t>
+                      <w:t>{</w:t>
+                    </w:r>
+                    <w:proofErr w:type="spellStart"/>
+                    <w:r>
+                      <w:rPr>
+                        <w:lang w:val="es-CL"/>
+                      </w:rPr>
+                      <w:t>preguntasmayorpuntaje</w:t>
+                    </w:r>
+                    <w:proofErr w:type="spellEnd"/>
+                    <w:r>
+                      <w:rPr>
+                        <w:lang w:val="es-CL"/>
+                      </w:rPr>
+                      <w:t>}</w:t>
                     </w:r>
                   </w:p>
                 </w:tc>
@@ -2486,6 +2761,7 @@
                 </w:placeholder>
                 <w:text/>
               </w:sdtPr>
+              <w:sdtEndPr/>
               <w:sdtContent>
                 <w:tc>
                   <w:tcPr>
@@ -2599,6 +2875,7 @@
                 </w:placeholder>
                 <w:text/>
               </w:sdtPr>
+              <w:sdtEndPr/>
               <w:sdtContent>
                 <w:tc>
                   <w:tcPr>
@@ -2622,7 +2899,21 @@
                       <w:rPr>
                         <w:lang w:val="es-CL"/>
                       </w:rPr>
-                      <w:t>{medidaprescrita}</w:t>
+                      <w:t>{</w:t>
+                    </w:r>
+                    <w:proofErr w:type="spellStart"/>
+                    <w:r>
+                      <w:rPr>
+                        <w:lang w:val="es-CL"/>
+                      </w:rPr>
+                      <w:t>medidaprescrita</w:t>
+                    </w:r>
+                    <w:proofErr w:type="spellEnd"/>
+                    <w:r>
+                      <w:rPr>
+                        <w:lang w:val="es-CL"/>
+                      </w:rPr>
+                      <w:t>}</w:t>
                     </w:r>
                   </w:p>
                 </w:tc>
@@ -2677,7 +2968,39 @@
                     <w:b/>
                     <w:lang w:val="es-CL"/>
                   </w:rPr>
-                  <w:t>Fecha de Implementación (dd-mm-aaaa)</w:t>
+                  <w:t>Fecha de Implementación (</w:t>
+                </w:r>
+                <w:proofErr w:type="spellStart"/>
+                <w:r>
+                  <w:rPr>
+                    <w:b/>
+                    <w:lang w:val="es-CL"/>
+                  </w:rPr>
+                  <w:t>dd</w:t>
+                </w:r>
+                <w:proofErr w:type="spellEnd"/>
+                <w:r>
+                  <w:rPr>
+                    <w:b/>
+                    <w:lang w:val="es-CL"/>
+                  </w:rPr>
+                  <w:t>-mm-</w:t>
+                </w:r>
+                <w:proofErr w:type="spellStart"/>
+                <w:r>
+                  <w:rPr>
+                    <w:b/>
+                    <w:lang w:val="es-CL"/>
+                  </w:rPr>
+                  <w:t>aaaa</w:t>
+                </w:r>
+                <w:proofErr w:type="spellEnd"/>
+                <w:r>
+                  <w:rPr>
+                    <w:b/>
+                    <w:lang w:val="es-CL"/>
+                  </w:rPr>
+                  <w:t>)</w:t>
                 </w:r>
               </w:p>
             </w:tc>
@@ -2694,6 +3017,7 @@
                 </w:placeholder>
                 <w:text/>
               </w:sdtPr>
+              <w:sdtEndPr/>
               <w:sdtContent>
                 <w:tc>
                   <w:tcPr>
@@ -2717,7 +3041,21 @@
                       <w:rPr>
                         <w:lang w:val="es-CL"/>
                       </w:rPr>
-                      <w:t>{Fechaimplementación}</w:t>
+                      <w:t>{</w:t>
+                    </w:r>
+                    <w:proofErr w:type="spellStart"/>
+                    <w:r>
+                      <w:rPr>
+                        <w:lang w:val="es-CL"/>
+                      </w:rPr>
+                      <w:t>Fechaimplementación</w:t>
+                    </w:r>
+                    <w:proofErr w:type="spellEnd"/>
+                    <w:r>
+                      <w:rPr>
+                        <w:lang w:val="es-CL"/>
+                      </w:rPr>
+                      <w:t>}</w:t>
                     </w:r>
                   </w:p>
                 </w:tc>
@@ -2816,32 +3154,76 @@
                     <w:b/>
                     <w:lang w:val="es-CL"/>
                   </w:rPr>
-                  <w:t>Responsables del Monitoreo en el CdA</w:t>
+                  <w:t xml:space="preserve">Responsables del Monitoreo en el </w:t>
                 </w:r>
+                <w:proofErr w:type="spellStart"/>
+                <w:r>
+                  <w:rPr>
+                    <w:b/>
+                    <w:lang w:val="es-CL"/>
+                  </w:rPr>
+                  <w:t>CdA</w:t>
+                </w:r>
+                <w:proofErr w:type="spellEnd"/>
               </w:p>
             </w:tc>
           </w:tr>
           <w:tr>
-            <w:tc>
-              <w:tcPr>
-                <w:cnfStyle w:val="001000000000" w:firstRow="0" w:lastRow="0" w:firstColumn="1" w:lastColumn="0" w:oddVBand="0" w:evenVBand="0" w:oddHBand="0" w:evenHBand="0" w:firstRowFirstColumn="0" w:firstRowLastColumn="0" w:lastRowFirstColumn="0" w:lastRowLastColumn="0"/>
-                <w:tcW w:w="9394" w:type="dxa"/>
-                <w:gridSpan w:val="4"/>
-              </w:tcPr>
-              <w:p>
-                <w:pPr>
-                  <w:pStyle w:val="Ttulo6"/>
-                  <w:tabs>
-                    <w:tab w:val="left" w:pos="463"/>
-                  </w:tabs>
-                  <w:ind w:left="0" w:firstLine="0"/>
-                  <w:jc w:val="both"/>
-                  <w:rPr>
-                    <w:lang w:val="es-CL"/>
-                  </w:rPr>
-                </w:pPr>
-              </w:p>
-            </w:tc>
+            <w:sdt>
+              <w:sdtPr>
+                <w:rPr>
+                  <w:lang w:val="es-CL"/>
+                </w:rPr>
+                <w:id w:val="-1748562366"/>
+                <w:placeholder>
+                  <w:docPart w:val="DefaultPlaceholder_-1854013440"/>
+                </w:placeholder>
+                <w:text/>
+              </w:sdtPr>
+              <w:sdtEndPr/>
+              <w:sdtContent>
+                <w:tc>
+                  <w:tcPr>
+                    <w:cnfStyle w:val="001000000000" w:firstRow="0" w:lastRow="0" w:firstColumn="1" w:lastColumn="0" w:oddVBand="0" w:evenVBand="0" w:oddHBand="0" w:evenHBand="0" w:firstRowFirstColumn="0" w:firstRowLastColumn="0" w:lastRowFirstColumn="0" w:lastRowLastColumn="0"/>
+                    <w:tcW w:w="9394" w:type="dxa"/>
+                    <w:gridSpan w:val="4"/>
+                  </w:tcPr>
+                  <w:p>
+                    <w:pPr>
+                      <w:pStyle w:val="Ttulo6"/>
+                      <w:tabs>
+                        <w:tab w:val="left" w:pos="463"/>
+                      </w:tabs>
+                      <w:ind w:left="0" w:firstLine="0"/>
+                      <w:jc w:val="both"/>
+                      <w:rPr>
+                        <w:lang w:val="es-CL"/>
+                      </w:rPr>
+                    </w:pPr>
+                    <w:r>
+                      <w:rPr>
+                        <w:lang w:val="es-CL"/>
+                      </w:rPr>
+                      <w:t>{</w:t>
+                    </w:r>
+                    <w:proofErr w:type="spellStart"/>
+                    <w:r>
+                      <w:rPr>
+                        <w:lang w:val="es-CL"/>
+                      </w:rPr>
+                      <w:t>ResponsableMonitoreo</w:t>
+                    </w:r>
+                    <w:proofErr w:type="spellEnd"/>
+                    <w:r>
+                      <w:rPr>
+                        <w:lang w:val="es-CL"/>
+                      </w:rPr>
+                      <w:t>}</w:t>
+                    </w:r>
+                  </w:p>
+                </w:tc>
+              </w:sdtContent>
+            </w:sdt>
           </w:tr>
           <w:tr>
             <w:tc>
@@ -2875,26 +3257,67 @@
             </w:tc>
           </w:tr>
           <w:tr>
-            <w:tc>
-              <w:tcPr>
-                <w:cnfStyle w:val="001000000000" w:firstRow="0" w:lastRow="0" w:firstColumn="1" w:lastColumn="0" w:oddVBand="0" w:evenVBand="0" w:oddHBand="0" w:evenHBand="0" w:firstRowFirstColumn="0" w:firstRowLastColumn="0" w:lastRowFirstColumn="0" w:lastRowLastColumn="0"/>
-                <w:tcW w:w="9394" w:type="dxa"/>
-                <w:gridSpan w:val="4"/>
-              </w:tcPr>
-              <w:p>
-                <w:pPr>
-                  <w:pStyle w:val="Ttulo6"/>
-                  <w:tabs>
-                    <w:tab w:val="left" w:pos="463"/>
-                  </w:tabs>
-                  <w:ind w:left="0" w:firstLine="0"/>
-                  <w:jc w:val="both"/>
-                  <w:rPr>
-                    <w:lang w:val="es-CL"/>
-                  </w:rPr>
-                </w:pPr>
-              </w:p>
-            </w:tc>
+            <w:sdt>
+              <w:sdtPr>
+                <w:rPr>
+                  <w:lang w:val="es-CL"/>
+                </w:rPr>
+                <w:id w:val="-525399307"/>
+                <w:placeholder>
+                  <w:docPart w:val="DefaultPlaceholder_-1854013440"/>
+                </w:placeholder>
+                <w:text/>
+              </w:sdtPr>
+              <w:sdtEndPr/>
+              <w:sdtContent>
+                <w:tc>
+                  <w:tcPr>
+                    <w:cnfStyle w:val="001000000000" w:firstRow="0" w:lastRow="0" w:firstColumn="1" w:lastColumn="0" w:oddVBand="0" w:evenVBand="0" w:oddHBand="0" w:evenHBand="0" w:firstRowFirstColumn="0" w:firstRowLastColumn="0" w:lastRowFirstColumn="0" w:lastRowLastColumn="0"/>
+                    <w:tcW w:w="9394" w:type="dxa"/>
+                    <w:gridSpan w:val="4"/>
+                  </w:tcPr>
+                  <w:p>
+                    <w:pPr>
+                      <w:pStyle w:val="Ttulo6"/>
+                      <w:tabs>
+                        <w:tab w:val="left" w:pos="463"/>
+                      </w:tabs>
+                      <w:ind w:left="0" w:firstLine="0"/>
+                      <w:jc w:val="both"/>
+                      <w:rPr>
+                        <w:lang w:val="es-CL"/>
+                      </w:rPr>
+                    </w:pPr>
+                    <w:r>
+                      <w:rPr>
+                        <w:lang w:val="es-CL"/>
+                      </w:rPr>
+                      <w:t>{</w:t>
+                    </w:r>
+                    <w:proofErr w:type="spellStart"/>
+                    <w:r>
+                      <w:rPr>
+                        <w:lang w:val="es-CL"/>
+                      </w:rPr>
+                      <w:t>Dpto</w:t>
+                    </w:r>
+                    <w:r>
+                      <w:rPr>
+                        <w:lang w:val="es-CL"/>
+                      </w:rPr>
+                      <w:t>Responsable</w:t>
+                    </w:r>
+                    <w:proofErr w:type="spellEnd"/>
+                    <w:r>
+                      <w:rPr>
+                        <w:lang w:val="es-CL"/>
+                      </w:rPr>
+                      <w:t>}</w:t>
+                    </w:r>
+                  </w:p>
+                </w:tc>
+              </w:sdtContent>
+            </w:sdt>
           </w:tr>
           <w:tr>
             <w:tc>
@@ -3005,14 +3428,6 @@
           </w:r>
         </w:p>
         <w:bookmarkEnd w:id="1"/>
-        <w:p>
-          <w:pPr>
-            <w:rPr>
-              <w:rFonts w:ascii="Verdana" w:hAnsi="Verdana"/>
-              <w:sz w:val="24"/>
-            </w:rPr>
-          </w:pPr>
-        </w:p>
         <w:p>
           <w:pPr>
             <w:pStyle w:val="Ttulo6"/>
@@ -3147,6 +3562,7 @@
             </w:placeholder>
             <w:text/>
           </w:sdtPr>
+          <w:sdtEndPr/>
           <w:sdtContent>
             <w:tc>
               <w:tcPr>
@@ -3169,7 +3585,21 @@
                   <w:rPr>
                     <w:lang w:val="es-CL"/>
                   </w:rPr>
-                  <w:t>{nombrequienfirma}</w:t>
+                  <w:t>{</w:t>
+                </w:r>
+                <w:proofErr w:type="spellStart"/>
+                <w:r>
+                  <w:rPr>
+                    <w:lang w:val="es-CL"/>
+                  </w:rPr>
+                  <w:t>nombrequienfirma</w:t>
+                </w:r>
+                <w:proofErr w:type="spellEnd"/>
+                <w:r>
+                  <w:rPr>
+                    <w:lang w:val="es-CL"/>
+                  </w:rPr>
+                  <w:t>}</w:t>
                 </w:r>
               </w:p>
             </w:tc>
@@ -3211,6 +3641,7 @@
             </w:placeholder>
             <w:text/>
           </w:sdtPr>
+          <w:sdtEndPr/>
           <w:sdtContent>
             <w:tc>
               <w:tcPr>
@@ -3233,7 +3664,21 @@
                   <w:rPr>
                     <w:lang w:val="es-CL"/>
                   </w:rPr>
-                  <w:t>{apellidopatQF}</w:t>
+                  <w:t>{</w:t>
+                </w:r>
+                <w:proofErr w:type="spellStart"/>
+                <w:r>
+                  <w:rPr>
+                    <w:lang w:val="es-CL"/>
+                  </w:rPr>
+                  <w:t>apellidopatQF</w:t>
+                </w:r>
+                <w:proofErr w:type="spellEnd"/>
+                <w:r>
+                  <w:rPr>
+                    <w:lang w:val="es-CL"/>
+                  </w:rPr>
+                  <w:t>}</w:t>
                 </w:r>
               </w:p>
             </w:tc>
@@ -3285,7 +3730,21 @@
               <w:rPr>
                 <w:lang w:val="es-CL"/>
               </w:rPr>
-              <w:t>{apellidomatQF}</w:t>
+              <w:t>{</w:t>
+            </w:r>
+            <w:proofErr w:type="spellStart"/>
+            <w:r>
+              <w:rPr>
+                <w:lang w:val="es-CL"/>
+              </w:rPr>
+              <w:t>apellidomatQF</w:t>
+            </w:r>
+            <w:proofErr w:type="spellEnd"/>
+            <w:r>
+              <w:rPr>
+                <w:lang w:val="es-CL"/>
+              </w:rPr>
+              <w:t>}</w:t>
             </w:r>
           </w:p>
         </w:tc>
@@ -3339,7 +3798,21 @@
               <w:rPr>
                 <w:lang w:val="es-CL"/>
               </w:rPr>
-              <w:t>{rutQF}</w:t>
+              <w:t>{</w:t>
+            </w:r>
+            <w:proofErr w:type="spellStart"/>
+            <w:r>
+              <w:rPr>
+                <w:lang w:val="es-CL"/>
+              </w:rPr>
+              <w:t>rutQF</w:t>
+            </w:r>
+            <w:proofErr w:type="spellEnd"/>
+            <w:r>
+              <w:rPr>
+                <w:lang w:val="es-CL"/>
+              </w:rPr>
+              <w:t>}</w:t>
             </w:r>
           </w:p>
         </w:tc>
@@ -3390,7 +3863,21 @@
               <w:rPr>
                 <w:lang w:val="es-CL"/>
               </w:rPr>
-              <w:t>{emailQF}</w:t>
+              <w:t>{</w:t>
+            </w:r>
+            <w:proofErr w:type="spellStart"/>
+            <w:r>
+              <w:rPr>
+                <w:lang w:val="es-CL"/>
+              </w:rPr>
+              <w:t>emailQF</w:t>
+            </w:r>
+            <w:proofErr w:type="spellEnd"/>
+            <w:r>
+              <w:rPr>
+                <w:lang w:val="es-CL"/>
+              </w:rPr>
+              <w:t>}</w:t>
             </w:r>
           </w:p>
         </w:tc>
@@ -3560,12 +4047,12 @@
         <w:tblLook w:val="04A0" w:firstRow="1" w:lastRow="0" w:firstColumn="1" w:lastColumn="0" w:noHBand="0" w:noVBand="1"/>
       </w:tblPr>
       <w:tblGrid>
-        <w:gridCol w:w="1916"/>
-        <w:gridCol w:w="1474"/>
-        <w:gridCol w:w="1528"/>
-        <w:gridCol w:w="1474"/>
-        <w:gridCol w:w="1528"/>
-        <w:gridCol w:w="1474"/>
+        <w:gridCol w:w="1400"/>
+        <w:gridCol w:w="2278"/>
+        <w:gridCol w:w="986"/>
+        <w:gridCol w:w="1845"/>
+        <w:gridCol w:w="986"/>
+        <w:gridCol w:w="1899"/>
       </w:tblGrid>
       <w:tr>
         <w:trPr>
@@ -3629,25 +4116,60 @@
             </w:r>
           </w:p>
         </w:tc>
-        <w:tc>
-          <w:tcPr>
-            <w:tcW w:w="1474" w:type="dxa"/>
-          </w:tcPr>
-          <w:p>
-            <w:pPr>
-              <w:pStyle w:val="Ttulo6"/>
-              <w:tabs>
-                <w:tab w:val="left" w:pos="463"/>
-              </w:tabs>
-              <w:ind w:left="0" w:firstLine="0"/>
-              <w:jc w:val="both"/>
-              <w:cnfStyle w:val="000000000000" w:firstRow="0" w:lastRow="0" w:firstColumn="0" w:lastColumn="0" w:oddVBand="0" w:evenVBand="0" w:oddHBand="0" w:evenHBand="0" w:firstRowFirstColumn="0" w:firstRowLastColumn="0" w:lastRowFirstColumn="0" w:lastRowLastColumn="0"/>
-              <w:rPr>
-                <w:lang w:val="es-CL"/>
-              </w:rPr>
-            </w:pPr>
-          </w:p>
-        </w:tc>
+        <w:sdt>
+          <w:sdtPr>
+            <w:rPr>
+              <w:lang w:val="es-CL"/>
+            </w:rPr>
+            <w:id w:val="-267239563"/>
+            <w:placeholder>
+              <w:docPart w:val="DefaultPlaceholder_-1854013440"/>
+            </w:placeholder>
+            <w:text/>
+          </w:sdtPr>
+          <w:sdtEndPr/>
+          <w:sdtContent>
+            <w:tc>
+              <w:tcPr>
+                <w:tcW w:w="1474" w:type="dxa"/>
+              </w:tcPr>
+              <w:p>
+                <w:pPr>
+                  <w:pStyle w:val="Ttulo6"/>
+                  <w:tabs>
+                    <w:tab w:val="left" w:pos="463"/>
+                  </w:tabs>
+                  <w:ind w:left="0" w:firstLine="0"/>
+                  <w:jc w:val="both"/>
+                  <w:cnfStyle w:val="000000000000" w:firstRow="0" w:lastRow="0" w:firstColumn="0" w:lastColumn="0" w:oddVBand="0" w:evenVBand="0" w:oddHBand="0" w:evenHBand="0" w:firstRowFirstColumn="0" w:firstRowLastColumn="0" w:lastRowFirstColumn="0" w:lastRowLastColumn="0"/>
+                  <w:rPr>
+                    <w:lang w:val="es-CL"/>
+                  </w:rPr>
+                </w:pPr>
+                <w:r>
+                  <w:rPr>
+                    <w:lang w:val="es-CL"/>
+                  </w:rPr>
+                  <w:t>{</w:t>
+                </w:r>
+                <w:proofErr w:type="spellStart"/>
+                <w:r>
+                  <w:rPr>
+                    <w:lang w:val="es-CL"/>
+                  </w:rPr>
+                  <w:t>Nombrfirmaempresa</w:t>
+                </w:r>
+                <w:proofErr w:type="spellEnd"/>
+                <w:r>
+                  <w:rPr>
+                    <w:lang w:val="es-CL"/>
+                  </w:rPr>
+                  <w:t>}</w:t>
+                </w:r>
+              </w:p>
+            </w:tc>
+          </w:sdtContent>
+        </w:sdt>
         <w:tc>
           <w:tcPr>
             <w:tcW w:w="1528" w:type="dxa"/>
@@ -3673,25 +4195,60 @@
             </w:r>
           </w:p>
         </w:tc>
-        <w:tc>
-          <w:tcPr>
-            <w:tcW w:w="1474" w:type="dxa"/>
-          </w:tcPr>
-          <w:p>
-            <w:pPr>
-              <w:pStyle w:val="Ttulo6"/>
-              <w:tabs>
-                <w:tab w:val="left" w:pos="463"/>
-              </w:tabs>
-              <w:ind w:left="0" w:firstLine="0"/>
-              <w:jc w:val="both"/>
-              <w:cnfStyle w:val="000000000000" w:firstRow="0" w:lastRow="0" w:firstColumn="0" w:lastColumn="0" w:oddVBand="0" w:evenVBand="0" w:oddHBand="0" w:evenHBand="0" w:firstRowFirstColumn="0" w:firstRowLastColumn="0" w:lastRowFirstColumn="0" w:lastRowLastColumn="0"/>
-              <w:rPr>
-                <w:lang w:val="es-CL"/>
-              </w:rPr>
-            </w:pPr>
-          </w:p>
-        </w:tc>
+        <w:sdt>
+          <w:sdtPr>
+            <w:rPr>
+              <w:lang w:val="es-CL"/>
+            </w:rPr>
+            <w:id w:val="667063406"/>
+            <w:placeholder>
+              <w:docPart w:val="DefaultPlaceholder_-1854013440"/>
+            </w:placeholder>
+            <w:text/>
+          </w:sdtPr>
+          <w:sdtEndPr/>
+          <w:sdtContent>
+            <w:tc>
+              <w:tcPr>
+                <w:tcW w:w="1474" w:type="dxa"/>
+              </w:tcPr>
+              <w:p>
+                <w:pPr>
+                  <w:pStyle w:val="Ttulo6"/>
+                  <w:tabs>
+                    <w:tab w:val="left" w:pos="463"/>
+                  </w:tabs>
+                  <w:ind w:left="0" w:firstLine="0"/>
+                  <w:jc w:val="both"/>
+                  <w:cnfStyle w:val="000000000000" w:firstRow="0" w:lastRow="0" w:firstColumn="0" w:lastColumn="0" w:oddVBand="0" w:evenVBand="0" w:oddHBand="0" w:evenHBand="0" w:firstRowFirstColumn="0" w:firstRowLastColumn="0" w:lastRowFirstColumn="0" w:lastRowLastColumn="0"/>
+                  <w:rPr>
+                    <w:lang w:val="es-CL"/>
+                  </w:rPr>
+                </w:pPr>
+                <w:r>
+                  <w:rPr>
+                    <w:lang w:val="es-CL"/>
+                  </w:rPr>
+                  <w:t>{</w:t>
+                </w:r>
+                <w:proofErr w:type="spellStart"/>
+                <w:r>
+                  <w:rPr>
+                    <w:lang w:val="es-CL"/>
+                  </w:rPr>
+                  <w:t>apatQFempresa</w:t>
+                </w:r>
+                <w:proofErr w:type="spellEnd"/>
+                <w:r>
+                  <w:rPr>
+                    <w:lang w:val="es-CL"/>
+                  </w:rPr>
+                  <w:t>}</w:t>
+                </w:r>
+              </w:p>
+            </w:tc>
+          </w:sdtContent>
+        </w:sdt>
         <w:tc>
           <w:tcPr>
             <w:tcW w:w="1528" w:type="dxa"/>
@@ -3734,6 +4291,32 @@
                 <w:lang w:val="es-CL"/>
               </w:rPr>
             </w:pPr>
+            <w:r>
+              <w:rPr>
+                <w:lang w:val="es-CL"/>
+              </w:rPr>
+              <w:t>{</w:t>
+            </w:r>
+            <w:proofErr w:type="spellStart"/>
+            <w:r>
+              <w:rPr>
+                <w:lang w:val="es-CL"/>
+              </w:rPr>
+              <w:t>a</w:t>
+            </w:r>
+            <w:r>
+              <w:rPr>
+                <w:lang w:val="es-CL"/>
+              </w:rPr>
+              <w:t>matQFempresa</w:t>
+            </w:r>
+            <w:proofErr w:type="spellEnd"/>
+            <w:r>
+              <w:rPr>
+                <w:lang w:val="es-CL"/>
+              </w:rPr>
+              <w:t>}</w:t>
+            </w:r>
           </w:p>
         </w:tc>
       </w:tr>
@@ -3765,25 +4348,60 @@
             </w:r>
           </w:p>
         </w:tc>
-        <w:tc>
-          <w:tcPr>
-            <w:tcW w:w="1474" w:type="dxa"/>
-          </w:tcPr>
-          <w:p>
-            <w:pPr>
-              <w:pStyle w:val="Ttulo6"/>
-              <w:tabs>
-                <w:tab w:val="left" w:pos="463"/>
-              </w:tabs>
-              <w:ind w:left="0" w:firstLine="0"/>
-              <w:jc w:val="both"/>
-              <w:cnfStyle w:val="000000000000" w:firstRow="0" w:lastRow="0" w:firstColumn="0" w:lastColumn="0" w:oddVBand="0" w:evenVBand="0" w:oddHBand="0" w:evenHBand="0" w:firstRowFirstColumn="0" w:firstRowLastColumn="0" w:lastRowFirstColumn="0" w:lastRowLastColumn="0"/>
-              <w:rPr>
-                <w:lang w:val="es-CL"/>
-              </w:rPr>
-            </w:pPr>
-          </w:p>
-        </w:tc>
+        <w:sdt>
+          <w:sdtPr>
+            <w:rPr>
+              <w:lang w:val="es-CL"/>
+            </w:rPr>
+            <w:id w:val="-299999084"/>
+            <w:placeholder>
+              <w:docPart w:val="DefaultPlaceholder_-1854013440"/>
+            </w:placeholder>
+            <w:text/>
+          </w:sdtPr>
+          <w:sdtEndPr/>
+          <w:sdtContent>
+            <w:tc>
+              <w:tcPr>
+                <w:tcW w:w="1474" w:type="dxa"/>
+              </w:tcPr>
+              <w:p>
+                <w:pPr>
+                  <w:pStyle w:val="Ttulo6"/>
+                  <w:tabs>
+                    <w:tab w:val="left" w:pos="463"/>
+                  </w:tabs>
+                  <w:ind w:left="0" w:firstLine="0"/>
+                  <w:jc w:val="both"/>
+                  <w:cnfStyle w:val="000000000000" w:firstRow="0" w:lastRow="0" w:firstColumn="0" w:lastColumn="0" w:oddVBand="0" w:evenVBand="0" w:oddHBand="0" w:evenHBand="0" w:firstRowFirstColumn="0" w:firstRowLastColumn="0" w:lastRowFirstColumn="0" w:lastRowLastColumn="0"/>
+                  <w:rPr>
+                    <w:lang w:val="es-CL"/>
+                  </w:rPr>
+                </w:pPr>
+                <w:r>
+                  <w:rPr>
+                    <w:lang w:val="es-CL"/>
+                  </w:rPr>
+                  <w:t>{</w:t>
+                </w:r>
+                <w:proofErr w:type="spellStart"/>
+                <w:r>
+                  <w:rPr>
+                    <w:lang w:val="es-CL"/>
+                  </w:rPr>
+                  <w:t>RutQFempresa</w:t>
+                </w:r>
+                <w:proofErr w:type="spellEnd"/>
+                <w:r>
+                  <w:rPr>
+                    <w:lang w:val="es-CL"/>
+                  </w:rPr>
+                  <w:t>}</w:t>
+                </w:r>
+              </w:p>
+            </w:tc>
+          </w:sdtContent>
+        </w:sdt>
         <w:tc>
           <w:tcPr>
             <w:tcW w:w="1528" w:type="dxa"/>
@@ -3827,6 +4445,26 @@
                 <w:lang w:val="es-CL"/>
               </w:rPr>
             </w:pPr>
+            <w:r>
+              <w:rPr>
+                <w:lang w:val="es-CL"/>
+              </w:rPr>
+              <w:t>{</w:t>
+            </w:r>
+            <w:proofErr w:type="spellStart"/>
+            <w:r>
+              <w:rPr>
+                <w:lang w:val="es-CL"/>
+              </w:rPr>
+              <w:t>emailQFempresa</w:t>
+            </w:r>
+            <w:proofErr w:type="spellEnd"/>
+            <w:r>
+              <w:rPr>
+                <w:lang w:val="es-CL"/>
+              </w:rPr>
+              <w:t>}</w:t>
+            </w:r>
           </w:p>
         </w:tc>
       </w:tr>
@@ -4158,6 +4796,7 @@
                 <w:sz w:val="24"/>
               </w:rPr>
             </w:pPr>
+            <w:proofErr w:type="spellStart"/>
             <w:r>
               <w:rPr>
                 <w:rFonts w:ascii="Verdana" w:hAnsi="Verdana"/>
@@ -4166,6 +4805,7 @@
               </w:rPr>
               <w:t>dd</w:t>
             </w:r>
+            <w:proofErr w:type="spellEnd"/>
           </w:p>
         </w:tc>
         <w:tc>
@@ -4208,6 +4848,7 @@
                 <w:sz w:val="24"/>
               </w:rPr>
             </w:pPr>
+            <w:proofErr w:type="spellStart"/>
             <w:r>
               <w:rPr>
                 <w:rFonts w:ascii="Verdana" w:hAnsi="Verdana"/>
@@ -4216,6 +4857,7 @@
               </w:rPr>
               <w:t>aaaa</w:t>
             </w:r>
+            <w:proofErr w:type="spellEnd"/>
           </w:p>
         </w:tc>
       </w:tr>
@@ -4249,6 +4891,7 @@
           <w:sz w:val="18"/>
           <w:szCs w:val="18"/>
         </w:rPr>
+        <w:lastRenderedPageBreak/>
         <w:br w:type="page"/>
       </w:r>
     </w:p>
@@ -4329,7 +4972,47 @@
           <w:szCs w:val="18"/>
           <w:lang w:val="es-CL"/>
         </w:rPr>
-        <w:t>. Fecha de Emisión: Anote el día, mes y el año en que está llenando este formulario (dd-mm-aaaa)</w:t>
+        <w:t>. Fecha de Emisión: Anote el día, mes y el año en que está llenando este formulario (</w:t>
+      </w:r>
+      <w:proofErr w:type="spellStart"/>
+      <w:r>
+        <w:rPr>
+          <w:b w:val="0"/>
+          <w:sz w:val="18"/>
+          <w:szCs w:val="18"/>
+          <w:lang w:val="es-CL"/>
+        </w:rPr>
+        <w:t>dd</w:t>
+      </w:r>
+      <w:proofErr w:type="spellEnd"/>
+      <w:r>
+        <w:rPr>
+          <w:b w:val="0"/>
+          <w:sz w:val="18"/>
+          <w:szCs w:val="18"/>
+          <w:lang w:val="es-CL"/>
+        </w:rPr>
+        <w:t>-mm-</w:t>
+      </w:r>
+      <w:proofErr w:type="spellStart"/>
+      <w:r>
+        <w:rPr>
+          <w:b w:val="0"/>
+          <w:sz w:val="18"/>
+          <w:szCs w:val="18"/>
+          <w:lang w:val="es-CL"/>
+        </w:rPr>
+        <w:t>aaaa</w:t>
+      </w:r>
+      <w:proofErr w:type="spellEnd"/>
+      <w:r>
+        <w:rPr>
+          <w:b w:val="0"/>
+          <w:sz w:val="18"/>
+          <w:szCs w:val="18"/>
+          <w:lang w:val="es-CL"/>
+        </w:rPr>
+        <w:t>)</w:t>
       </w:r>
     </w:p>
     <w:p>
@@ -4362,7 +5045,27 @@
           <w:szCs w:val="18"/>
           <w:lang w:val="es-CL"/>
         </w:rPr>
-        <w:t>. N° Documento Prescripción: Número que identifica de manera única el documento, es asignado por el respectivo organismo administrador de la Ley N°16.744</w:t>
+        <w:t xml:space="preserve">. </w:t>
+      </w:r>
+      <w:proofErr w:type="spellStart"/>
+      <w:r>
+        <w:rPr>
+          <w:b w:val="0"/>
+          <w:sz w:val="18"/>
+          <w:szCs w:val="18"/>
+          <w:lang w:val="es-CL"/>
+        </w:rPr>
+        <w:t>N°</w:t>
+      </w:r>
+      <w:proofErr w:type="spellEnd"/>
+      <w:r>
+        <w:rPr>
+          <w:b w:val="0"/>
+          <w:sz w:val="18"/>
+          <w:szCs w:val="18"/>
+          <w:lang w:val="es-CL"/>
+        </w:rPr>
+        <w:t xml:space="preserve"> Documento Prescripción: Número que identifica de manera única el documento, es asignado por el respectivo organismo administrador de la Ley N°16.744</w:t>
       </w:r>
     </w:p>
     <w:p>
@@ -4606,27 +5309,7 @@
           <w:szCs w:val="18"/>
           <w:lang w:val="es-CL"/>
         </w:rPr>
-        <w:t xml:space="preserve"> RUT Principal CT: Si la empresa a la que pertenece el centro de trabajo </w:t>
-      </w:r>
-      <w:proofErr w:type="gramStart"/>
-      <w:r>
-        <w:rPr>
-          <w:b w:val="0"/>
-          <w:sz w:val="18"/>
-          <w:szCs w:val="18"/>
-          <w:lang w:val="es-CL"/>
-        </w:rPr>
-        <w:t>evaluado,</w:t>
-      </w:r>
-      <w:proofErr w:type="gramEnd"/>
-      <w:r>
-        <w:rPr>
-          <w:b w:val="0"/>
-          <w:sz w:val="18"/>
-          <w:szCs w:val="18"/>
-          <w:lang w:val="es-CL"/>
-        </w:rPr>
-        <w:t xml:space="preserve"> es contratista o subcontratista, señale RUT de la empresa principal. Si no existen trabajadores en régimen de subcontratación, anote el RUT de la empresa evaluada.</w:t>
+        <w:t xml:space="preserve"> RUT Principal CT: Si la empresa a la que pertenece el centro de trabajo evaluado, es contratista o subcontratista, señale RUT de la empresa principal. Si no existen trabajadores en régimen de subcontratación, anote el RUT de la empresa evaluada.</w:t>
       </w:r>
     </w:p>
     <w:p>
@@ -4857,7 +5540,47 @@
           <w:szCs w:val="18"/>
           <w:lang w:val="es-CL"/>
         </w:rPr>
-        <w:t>. Hrs/Sem: Anote el número de horas semanales que el experto le dedica al centro de trabajo evaluado, cuando corresponda</w:t>
+        <w:t xml:space="preserve">. </w:t>
+      </w:r>
+      <w:proofErr w:type="spellStart"/>
+      <w:r>
+        <w:rPr>
+          <w:b w:val="0"/>
+          <w:sz w:val="18"/>
+          <w:szCs w:val="18"/>
+          <w:lang w:val="es-CL"/>
+        </w:rPr>
+        <w:t>Hrs</w:t>
+      </w:r>
+      <w:proofErr w:type="spellEnd"/>
+      <w:r>
+        <w:rPr>
+          <w:b w:val="0"/>
+          <w:sz w:val="18"/>
+          <w:szCs w:val="18"/>
+          <w:lang w:val="es-CL"/>
+        </w:rPr>
+        <w:t>/</w:t>
+      </w:r>
+      <w:proofErr w:type="spellStart"/>
+      <w:r>
+        <w:rPr>
+          <w:b w:val="0"/>
+          <w:sz w:val="18"/>
+          <w:szCs w:val="18"/>
+          <w:lang w:val="es-CL"/>
+        </w:rPr>
+        <w:t>Sem</w:t>
+      </w:r>
+      <w:proofErr w:type="spellEnd"/>
+      <w:r>
+        <w:rPr>
+          <w:b w:val="0"/>
+          <w:sz w:val="18"/>
+          <w:szCs w:val="18"/>
+          <w:lang w:val="es-CL"/>
+        </w:rPr>
+        <w:t>: Anote el número de horas semanales que el experto le dedica al centro de trabajo evaluado, cuando corresponda</w:t>
       </w:r>
     </w:p>
     <w:p>
@@ -4956,7 +5679,47 @@
           <w:szCs w:val="18"/>
           <w:lang w:val="es-CL"/>
         </w:rPr>
-        <w:t>. Fecha: Anote la fecha de término del centro de trabajo, según corresponda (dd-mm-aaaa)</w:t>
+        <w:t>. Fecha: Anote la fecha de término del centro de trabajo, según corresponda (</w:t>
+      </w:r>
+      <w:proofErr w:type="spellStart"/>
+      <w:r>
+        <w:rPr>
+          <w:b w:val="0"/>
+          <w:sz w:val="18"/>
+          <w:szCs w:val="18"/>
+          <w:lang w:val="es-CL"/>
+        </w:rPr>
+        <w:t>dd</w:t>
+      </w:r>
+      <w:proofErr w:type="spellEnd"/>
+      <w:r>
+        <w:rPr>
+          <w:b w:val="0"/>
+          <w:sz w:val="18"/>
+          <w:szCs w:val="18"/>
+          <w:lang w:val="es-CL"/>
+        </w:rPr>
+        <w:t>-mm-</w:t>
+      </w:r>
+      <w:proofErr w:type="spellStart"/>
+      <w:r>
+        <w:rPr>
+          <w:b w:val="0"/>
+          <w:sz w:val="18"/>
+          <w:szCs w:val="18"/>
+          <w:lang w:val="es-CL"/>
+        </w:rPr>
+        <w:t>aaaa</w:t>
+      </w:r>
+      <w:proofErr w:type="spellEnd"/>
+      <w:r>
+        <w:rPr>
+          <w:b w:val="0"/>
+          <w:sz w:val="18"/>
+          <w:szCs w:val="18"/>
+          <w:lang w:val="es-CL"/>
+        </w:rPr>
+        <w:t>)</w:t>
       </w:r>
     </w:p>
     <w:p>
@@ -5012,7 +5775,27 @@
           <w:szCs w:val="18"/>
           <w:lang w:val="es-CL"/>
         </w:rPr>
-        <w:t>. Folio N°: Número incremental que asigna cada organismo administrador a cada medida prescrita</w:t>
+        <w:t xml:space="preserve">. Folio </w:t>
+      </w:r>
+      <w:proofErr w:type="spellStart"/>
+      <w:r>
+        <w:rPr>
+          <w:b w:val="0"/>
+          <w:sz w:val="18"/>
+          <w:szCs w:val="18"/>
+          <w:lang w:val="es-CL"/>
+        </w:rPr>
+        <w:t>N°</w:t>
+      </w:r>
+      <w:proofErr w:type="spellEnd"/>
+      <w:r>
+        <w:rPr>
+          <w:b w:val="0"/>
+          <w:sz w:val="18"/>
+          <w:szCs w:val="18"/>
+          <w:lang w:val="es-CL"/>
+        </w:rPr>
+        <w:t>: Número incremental que asigna cada organismo administrador a cada medida prescrita</w:t>
       </w:r>
     </w:p>
     <w:p>
@@ -5111,8 +5894,19 @@
           <w:szCs w:val="18"/>
           <w:lang w:val="es-CL"/>
         </w:rPr>
-        <w:t>. Descripción de la medida: autoexplicativo</w:t>
+        <w:t xml:space="preserve">. Descripción de la medida: </w:t>
       </w:r>
+      <w:proofErr w:type="spellStart"/>
+      <w:r>
+        <w:rPr>
+          <w:b w:val="0"/>
+          <w:sz w:val="18"/>
+          <w:szCs w:val="18"/>
+          <w:lang w:val="es-CL"/>
+        </w:rPr>
+        <w:t>autoexplicativo</w:t>
+      </w:r>
+      <w:proofErr w:type="spellEnd"/>
     </w:p>
     <w:p>
       <w:pPr>
@@ -5210,7 +6004,47 @@
           <w:szCs w:val="18"/>
           <w:lang w:val="es-CL"/>
         </w:rPr>
-        <w:t xml:space="preserve"> Fecha de implementación: Anote la fecha tope en que la medida prescrita debe ser implementada o cumplida por la entidad empleadora (dd-mm-aaaa)</w:t>
+        <w:t xml:space="preserve"> Fecha de implementación: Anote la fecha tope en que la medida prescrita debe ser implementada o cumplida por la entidad empleadora (</w:t>
+      </w:r>
+      <w:proofErr w:type="spellStart"/>
+      <w:r>
+        <w:rPr>
+          <w:b w:val="0"/>
+          <w:sz w:val="18"/>
+          <w:szCs w:val="18"/>
+          <w:lang w:val="es-CL"/>
+        </w:rPr>
+        <w:t>dd</w:t>
+      </w:r>
+      <w:proofErr w:type="spellEnd"/>
+      <w:r>
+        <w:rPr>
+          <w:b w:val="0"/>
+          <w:sz w:val="18"/>
+          <w:szCs w:val="18"/>
+          <w:lang w:val="es-CL"/>
+        </w:rPr>
+        <w:t>-mm-</w:t>
+      </w:r>
+      <w:proofErr w:type="spellStart"/>
+      <w:r>
+        <w:rPr>
+          <w:b w:val="0"/>
+          <w:sz w:val="18"/>
+          <w:szCs w:val="18"/>
+          <w:lang w:val="es-CL"/>
+        </w:rPr>
+        <w:t>aaaa</w:t>
+      </w:r>
+      <w:proofErr w:type="spellEnd"/>
+      <w:r>
+        <w:rPr>
+          <w:b w:val="0"/>
+          <w:sz w:val="18"/>
+          <w:szCs w:val="18"/>
+          <w:lang w:val="es-CL"/>
+        </w:rPr>
+        <w:t>)</w:t>
       </w:r>
     </w:p>
     <w:p>
@@ -5520,7 +6354,47 @@
           <w:szCs w:val="18"/>
           <w:lang w:val="es-CL"/>
         </w:rPr>
-        <w:t xml:space="preserve"> Fecha de prescripción: Anote el día, mes y año (dd-mm-aaaa) en que se entrega este documento al representante del centro o empresa a quien se notifica la prescripción de medidas.</w:t>
+        <w:t xml:space="preserve"> Fecha de prescripción: Anote el día, mes y año (</w:t>
+      </w:r>
+      <w:proofErr w:type="spellStart"/>
+      <w:r>
+        <w:rPr>
+          <w:b w:val="0"/>
+          <w:sz w:val="18"/>
+          <w:szCs w:val="18"/>
+          <w:lang w:val="es-CL"/>
+        </w:rPr>
+        <w:t>dd</w:t>
+      </w:r>
+      <w:proofErr w:type="spellEnd"/>
+      <w:r>
+        <w:rPr>
+          <w:b w:val="0"/>
+          <w:sz w:val="18"/>
+          <w:szCs w:val="18"/>
+          <w:lang w:val="es-CL"/>
+        </w:rPr>
+        <w:t>-mm-</w:t>
+      </w:r>
+      <w:proofErr w:type="spellStart"/>
+      <w:r>
+        <w:rPr>
+          <w:b w:val="0"/>
+          <w:sz w:val="18"/>
+          <w:szCs w:val="18"/>
+          <w:lang w:val="es-CL"/>
+        </w:rPr>
+        <w:t>aaaa</w:t>
+      </w:r>
+      <w:proofErr w:type="spellEnd"/>
+      <w:r>
+        <w:rPr>
+          <w:b w:val="0"/>
+          <w:sz w:val="18"/>
+          <w:szCs w:val="18"/>
+          <w:lang w:val="es-CL"/>
+        </w:rPr>
+        <w:t>) en que se entrega este documento al representante del centro o empresa a quien se notifica la prescripción de medidas.</w:t>
       </w:r>
     </w:p>
     <w:p>
@@ -5634,7 +6508,7 @@
 </file>
 
 <file path=word/endnotes.xml><?xml version="1.0" encoding="utf-8"?>
-<w:endnotes xmlns:wpc="http://schemas.microsoft.com/office/word/2010/wordprocessingCanvas" xmlns:cx="http://schemas.microsoft.com/office/drawing/2014/chartex" xmlns:cx1="http://schemas.microsoft.com/office/drawing/2015/9/8/chartex" xmlns:cx2="http://schemas.microsoft.com/office/drawing/2015/10/21/chartex" xmlns:cx3="http://schemas.microsoft.com/office/drawing/2016/5/9/chartex" xmlns:cx4="http://schemas.microsoft.com/office/drawing/2016/5/10/chartex" xmlns:cx5="http://schemas.microsoft.com/office/drawing/2016/5/11/chartex" xmlns:cx6="http://schemas.microsoft.com/office/drawing/2016/5/12/chartex" xmlns:cx7="http://schemas.microsoft.com/office/drawing/2016/5/13/chartex" xmlns:cx8="http://schemas.microsoft.com/office/drawing/2016/5/14/chartex" xmlns:mc="http://schemas.openxmlformats.org/markup-compatibility/2006" xmlns:aink="http://schemas.microsoft.com/office/drawing/2016/ink" xmlns:am3d="http://schemas.microsoft.com/office/drawing/2017/model3d" xmlns:o="urn:schemas-microsoft-com:office:office" xmlns:oel="http://schemas.microsoft.com/office/2019/extlst" xmlns:r="http://schemas.openxmlformats.org/officeDocument/2006/relationships" xmlns:m="http://schemas.openxmlformats.org/officeDocument/2006/math" xmlns:v="urn:schemas-microsoft-com:vml" xmlns:wp14="http://schemas.microsoft.com/office/word/2010/wordprocessingDrawing" xmlns:wp="http://schemas.openxmlformats.org/drawingml/2006/wordprocessingDrawing" xmlns:w10="urn:schemas-microsoft-com:office:word" xmlns:w="http://schemas.openxmlformats.org/wordprocessingml/2006/main" xmlns:w14="http://schemas.microsoft.com/office/word/2010/wordml" xmlns:w15="http://schemas.microsoft.com/office/word/2012/wordml" xmlns:w16cex="http://schemas.microsoft.com/office/word/2018/wordml/cex" xmlns:w16cid="http://schemas.microsoft.com/office/word/2016/wordml/cid" xmlns:w16="http://schemas.microsoft.com/office/word/2018/wordml" xmlns:w16du="http://schemas.microsoft.com/office/word/2023/wordml/word16du" xmlns:w16sdtdh="http://schemas.microsoft.com/office/word/2020/wordml/sdtdatahash" xmlns:w16sdtfl="http://schemas.microsoft.com/office/word/2024/wordml/sdtformatlock" xmlns:w16se="http://schemas.microsoft.com/office/word/2015/wordml/symex" xmlns:wpg="http://schemas.microsoft.com/office/word/2010/wordprocessingGroup" xmlns:wpi="http://schemas.microsoft.com/office/word/2010/wordprocessingInk" xmlns:wne="http://schemas.microsoft.com/office/word/2006/wordml" xmlns:wps="http://schemas.microsoft.com/office/word/2010/wordprocessingShape" mc:Ignorable="w14 w15 w16se w16cid w16 w16cex w16sdtdh w16sdtfl w16du wp14">
+<w:endnotes xmlns:wpc="http://schemas.microsoft.com/office/word/2010/wordprocessingCanvas" xmlns:cx="http://schemas.microsoft.com/office/drawing/2014/chartex" xmlns:cx1="http://schemas.microsoft.com/office/drawing/2015/9/8/chartex" xmlns:cx2="http://schemas.microsoft.com/office/drawing/2015/10/21/chartex" xmlns:cx3="http://schemas.microsoft.com/office/drawing/2016/5/9/chartex" xmlns:cx4="http://schemas.microsoft.com/office/drawing/2016/5/10/chartex" xmlns:cx5="http://schemas.microsoft.com/office/drawing/2016/5/11/chartex" xmlns:cx6="http://schemas.microsoft.com/office/drawing/2016/5/12/chartex" xmlns:cx7="http://schemas.microsoft.com/office/drawing/2016/5/13/chartex" xmlns:cx8="http://schemas.microsoft.com/office/drawing/2016/5/14/chartex" xmlns:mc="http://schemas.openxmlformats.org/markup-compatibility/2006" xmlns:aink="http://schemas.microsoft.com/office/drawing/2016/ink" xmlns:am3d="http://schemas.microsoft.com/office/drawing/2017/model3d" xmlns:o="urn:schemas-microsoft-com:office:office" xmlns:oel="http://schemas.microsoft.com/office/2019/extlst" xmlns:r="http://schemas.openxmlformats.org/officeDocument/2006/relationships" xmlns:m="http://schemas.openxmlformats.org/officeDocument/2006/math" xmlns:v="urn:schemas-microsoft-com:vml" xmlns:wp14="http://schemas.microsoft.com/office/word/2010/wordprocessingDrawing" xmlns:wp="http://schemas.openxmlformats.org/drawingml/2006/wordprocessingDrawing" xmlns:w10="urn:schemas-microsoft-com:office:word" xmlns:w="http://schemas.openxmlformats.org/wordprocessingml/2006/main" xmlns:w14="http://schemas.microsoft.com/office/word/2010/wordml" xmlns:w15="http://schemas.microsoft.com/office/word/2012/wordml" xmlns:w16cei="http://schemas.microsoft.com/office/word/2026/wordml/cei" xmlns:w16cex="http://schemas.microsoft.com/office/word/2018/wordml/cex" xmlns:w16cid="http://schemas.microsoft.com/office/word/2016/wordml/cid" xmlns:w16="http://schemas.microsoft.com/office/word/2018/wordml" xmlns:w16du="http://schemas.microsoft.com/office/word/2023/wordml/word16du" xmlns:w16sdtdh="http://schemas.microsoft.com/office/word/2020/wordml/sdtdatahash" xmlns:w16sdtfl="http://schemas.microsoft.com/office/word/2024/wordml/sdtformatlock" xmlns:w16se="http://schemas.microsoft.com/office/word/2015/wordml/symex" xmlns:wpg="http://schemas.microsoft.com/office/word/2010/wordprocessingGroup" xmlns:wpi="http://schemas.microsoft.com/office/word/2010/wordprocessingInk" xmlns:wne="http://schemas.microsoft.com/office/word/2006/wordml" xmlns:wps="http://schemas.microsoft.com/office/word/2010/wordprocessingShape" mc:Ignorable="w14 w15 w16se w16cid w16 w16cex w16sdtdh w16sdtfl w16du wp14">
   <w:endnote w:type="separator" w:id="-1">
     <w:p>
       <w:pPr>
@@ -5659,7 +6533,7 @@
 </file>
 
 <file path=word/footer1.xml><?xml version="1.0" encoding="utf-8"?>
-<w:ftr xmlns:wpc="http://schemas.microsoft.com/office/word/2010/wordprocessingCanvas" xmlns:cx="http://schemas.microsoft.com/office/drawing/2014/chartex" xmlns:cx1="http://schemas.microsoft.com/office/drawing/2015/9/8/chartex" xmlns:cx2="http://schemas.microsoft.com/office/drawing/2015/10/21/chartex" xmlns:cx3="http://schemas.microsoft.com/office/drawing/2016/5/9/chartex" xmlns:cx4="http://schemas.microsoft.com/office/drawing/2016/5/10/chartex" xmlns:cx5="http://schemas.microsoft.com/office/drawing/2016/5/11/chartex" xmlns:cx6="http://schemas.microsoft.com/office/drawing/2016/5/12/chartex" xmlns:cx7="http://schemas.microsoft.com/office/drawing/2016/5/13/chartex" xmlns:cx8="http://schemas.microsoft.com/office/drawing/2016/5/14/chartex" xmlns:mc="http://schemas.openxmlformats.org/markup-compatibility/2006" xmlns:aink="http://schemas.microsoft.com/office/drawing/2016/ink" xmlns:am3d="http://schemas.microsoft.com/office/drawing/2017/model3d" xmlns:o="urn:schemas-microsoft-com:office:office" xmlns:oel="http://schemas.microsoft.com/office/2019/extlst" xmlns:r="http://schemas.openxmlformats.org/officeDocument/2006/relationships" xmlns:m="http://schemas.openxmlformats.org/officeDocument/2006/math" xmlns:v="urn:schemas-microsoft-com:vml" xmlns:wp14="http://schemas.microsoft.com/office/word/2010/wordprocessingDrawing" xmlns:wp="http://schemas.openxmlformats.org/drawingml/2006/wordprocessingDrawing" xmlns:w10="urn:schemas-microsoft-com:office:word" xmlns:w="http://schemas.openxmlformats.org/wordprocessingml/2006/main" xmlns:w14="http://schemas.microsoft.com/office/word/2010/wordml" xmlns:w15="http://schemas.microsoft.com/office/word/2012/wordml" xmlns:w16cex="http://schemas.microsoft.com/office/word/2018/wordml/cex" xmlns:w16cid="http://schemas.microsoft.com/office/word/2016/wordml/cid" xmlns:w16="http://schemas.microsoft.com/office/word/2018/wordml" xmlns:w16du="http://schemas.microsoft.com/office/word/2023/wordml/word16du" xmlns:w16sdtdh="http://schemas.microsoft.com/office/word/2020/wordml/sdtdatahash" xmlns:w16sdtfl="http://schemas.microsoft.com/office/word/2024/wordml/sdtformatlock" xmlns:w16se="http://schemas.microsoft.com/office/word/2015/wordml/symex" xmlns:wpg="http://schemas.microsoft.com/office/word/2010/wordprocessingGroup" xmlns:wpi="http://schemas.microsoft.com/office/word/2010/wordprocessingInk" xmlns:wne="http://schemas.microsoft.com/office/word/2006/wordml" xmlns:wps="http://schemas.microsoft.com/office/word/2010/wordprocessingShape" mc:Ignorable="w14 w15 w16se w16cid w16 w16cex w16sdtdh w16sdtfl w16du wp14">
+<w:ftr xmlns:wpc="http://schemas.microsoft.com/office/word/2010/wordprocessingCanvas" xmlns:cx="http://schemas.microsoft.com/office/drawing/2014/chartex" xmlns:cx1="http://schemas.microsoft.com/office/drawing/2015/9/8/chartex" xmlns:cx2="http://schemas.microsoft.com/office/drawing/2015/10/21/chartex" xmlns:cx3="http://schemas.microsoft.com/office/drawing/2016/5/9/chartex" xmlns:cx4="http://schemas.microsoft.com/office/drawing/2016/5/10/chartex" xmlns:cx5="http://schemas.microsoft.com/office/drawing/2016/5/11/chartex" xmlns:cx6="http://schemas.microsoft.com/office/drawing/2016/5/12/chartex" xmlns:cx7="http://schemas.microsoft.com/office/drawing/2016/5/13/chartex" xmlns:cx8="http://schemas.microsoft.com/office/drawing/2016/5/14/chartex" xmlns:mc="http://schemas.openxmlformats.org/markup-compatibility/2006" xmlns:aink="http://schemas.microsoft.com/office/drawing/2016/ink" xmlns:am3d="http://schemas.microsoft.com/office/drawing/2017/model3d" xmlns:o="urn:schemas-microsoft-com:office:office" xmlns:oel="http://schemas.microsoft.com/office/2019/extlst" xmlns:r="http://schemas.openxmlformats.org/officeDocument/2006/relationships" xmlns:m="http://schemas.openxmlformats.org/officeDocument/2006/math" xmlns:v="urn:schemas-microsoft-com:vml" xmlns:wp14="http://schemas.microsoft.com/office/word/2010/wordprocessingDrawing" xmlns:wp="http://schemas.openxmlformats.org/drawingml/2006/wordprocessingDrawing" xmlns:w10="urn:schemas-microsoft-com:office:word" xmlns:w="http://schemas.openxmlformats.org/wordprocessingml/2006/main" xmlns:w14="http://schemas.microsoft.com/office/word/2010/wordml" xmlns:w15="http://schemas.microsoft.com/office/word/2012/wordml" xmlns:w16cei="http://schemas.microsoft.com/office/word/2026/wordml/cei" xmlns:w16cex="http://schemas.microsoft.com/office/word/2018/wordml/cex" xmlns:w16cid="http://schemas.microsoft.com/office/word/2016/wordml/cid" xmlns:w16="http://schemas.microsoft.com/office/word/2018/wordml" xmlns:w16du="http://schemas.microsoft.com/office/word/2023/wordml/word16du" xmlns:w16sdtdh="http://schemas.microsoft.com/office/word/2020/wordml/sdtdatahash" xmlns:w16sdtfl="http://schemas.microsoft.com/office/word/2024/wordml/sdtformatlock" xmlns:w16se="http://schemas.microsoft.com/office/word/2015/wordml/symex" xmlns:wpg="http://schemas.microsoft.com/office/word/2010/wordprocessingGroup" xmlns:wpi="http://schemas.microsoft.com/office/word/2010/wordprocessingInk" xmlns:wne="http://schemas.microsoft.com/office/word/2006/wordml" xmlns:wps="http://schemas.microsoft.com/office/word/2010/wordprocessingShape" mc:Ignorable="w14 w15 w16se w16cid w16 w16cex w16sdtdh w16sdtfl w16du wp14">
   <w:sdt>
     <w:sdtPr>
       <w:id w:val="608781742"/>
@@ -5668,6 +6542,7 @@
         <w:docPartUnique/>
       </w:docPartObj>
     </w:sdtPr>
+    <w:sdtEndPr/>
     <w:sdtContent>
       <w:p>
         <w:pPr>
@@ -5803,7 +6678,7 @@
 </file>
 
 <file path=word/footer2.xml><?xml version="1.0" encoding="utf-8"?>
-<w:ftr xmlns:wpc="http://schemas.microsoft.com/office/word/2010/wordprocessingCanvas" xmlns:cx="http://schemas.microsoft.com/office/drawing/2014/chartex" xmlns:cx1="http://schemas.microsoft.com/office/drawing/2015/9/8/chartex" xmlns:cx2="http://schemas.microsoft.com/office/drawing/2015/10/21/chartex" xmlns:cx3="http://schemas.microsoft.com/office/drawing/2016/5/9/chartex" xmlns:cx4="http://schemas.microsoft.com/office/drawing/2016/5/10/chartex" xmlns:cx5="http://schemas.microsoft.com/office/drawing/2016/5/11/chartex" xmlns:cx6="http://schemas.microsoft.com/office/drawing/2016/5/12/chartex" xmlns:cx7="http://schemas.microsoft.com/office/drawing/2016/5/13/chartex" xmlns:cx8="http://schemas.microsoft.com/office/drawing/2016/5/14/chartex" xmlns:mc="http://schemas.openxmlformats.org/markup-compatibility/2006" xmlns:aink="http://schemas.microsoft.com/office/drawing/2016/ink" xmlns:am3d="http://schemas.microsoft.com/office/drawing/2017/model3d" xmlns:o="urn:schemas-microsoft-com:office:office" xmlns:oel="http://schemas.microsoft.com/office/2019/extlst" xmlns:r="http://schemas.openxmlformats.org/officeDocument/2006/relationships" xmlns:m="http://schemas.openxmlformats.org/officeDocument/2006/math" xmlns:v="urn:schemas-microsoft-com:vml" xmlns:wp14="http://schemas.microsoft.com/office/word/2010/wordprocessingDrawing" xmlns:wp="http://schemas.openxmlformats.org/drawingml/2006/wordprocessingDrawing" xmlns:w10="urn:schemas-microsoft-com:office:word" xmlns:w="http://schemas.openxmlformats.org/wordprocessingml/2006/main" xmlns:w14="http://schemas.microsoft.com/office/word/2010/wordml" xmlns:w15="http://schemas.microsoft.com/office/word/2012/wordml" xmlns:w16cex="http://schemas.microsoft.com/office/word/2018/wordml/cex" xmlns:w16cid="http://schemas.microsoft.com/office/word/2016/wordml/cid" xmlns:w16="http://schemas.microsoft.com/office/word/2018/wordml" xmlns:w16du="http://schemas.microsoft.com/office/word/2023/wordml/word16du" xmlns:w16sdtdh="http://schemas.microsoft.com/office/word/2020/wordml/sdtdatahash" xmlns:w16sdtfl="http://schemas.microsoft.com/office/word/2024/wordml/sdtformatlock" xmlns:w16se="http://schemas.microsoft.com/office/word/2015/wordml/symex" xmlns:wpg="http://schemas.microsoft.com/office/word/2010/wordprocessingGroup" xmlns:wpi="http://schemas.microsoft.com/office/word/2010/wordprocessingInk" xmlns:wne="http://schemas.microsoft.com/office/word/2006/wordml" xmlns:wps="http://schemas.microsoft.com/office/word/2010/wordprocessingShape" mc:Ignorable="w14 w15 w16se w16cid w16 w16cex w16sdtdh w16sdtfl w16du wp14">
+<w:ftr xmlns:wpc="http://schemas.microsoft.com/office/word/2010/wordprocessingCanvas" xmlns:cx="http://schemas.microsoft.com/office/drawing/2014/chartex" xmlns:cx1="http://schemas.microsoft.com/office/drawing/2015/9/8/chartex" xmlns:cx2="http://schemas.microsoft.com/office/drawing/2015/10/21/chartex" xmlns:cx3="http://schemas.microsoft.com/office/drawing/2016/5/9/chartex" xmlns:cx4="http://schemas.microsoft.com/office/drawing/2016/5/10/chartex" xmlns:cx5="http://schemas.microsoft.com/office/drawing/2016/5/11/chartex" xmlns:cx6="http://schemas.microsoft.com/office/drawing/2016/5/12/chartex" xmlns:cx7="http://schemas.microsoft.com/office/drawing/2016/5/13/chartex" xmlns:cx8="http://schemas.microsoft.com/office/drawing/2016/5/14/chartex" xmlns:mc="http://schemas.openxmlformats.org/markup-compatibility/2006" xmlns:aink="http://schemas.microsoft.com/office/drawing/2016/ink" xmlns:am3d="http://schemas.microsoft.com/office/drawing/2017/model3d" xmlns:o="urn:schemas-microsoft-com:office:office" xmlns:oel="http://schemas.microsoft.com/office/2019/extlst" xmlns:r="http://schemas.openxmlformats.org/officeDocument/2006/relationships" xmlns:m="http://schemas.openxmlformats.org/officeDocument/2006/math" xmlns:v="urn:schemas-microsoft-com:vml" xmlns:wp14="http://schemas.microsoft.com/office/word/2010/wordprocessingDrawing" xmlns:wp="http://schemas.openxmlformats.org/drawingml/2006/wordprocessingDrawing" xmlns:w10="urn:schemas-microsoft-com:office:word" xmlns:w="http://schemas.openxmlformats.org/wordprocessingml/2006/main" xmlns:w14="http://schemas.microsoft.com/office/word/2010/wordml" xmlns:w15="http://schemas.microsoft.com/office/word/2012/wordml" xmlns:w16cei="http://schemas.microsoft.com/office/word/2026/wordml/cei" xmlns:w16cex="http://schemas.microsoft.com/office/word/2018/wordml/cex" xmlns:w16cid="http://schemas.microsoft.com/office/word/2016/wordml/cid" xmlns:w16="http://schemas.microsoft.com/office/word/2018/wordml" xmlns:w16du="http://schemas.microsoft.com/office/word/2023/wordml/word16du" xmlns:w16sdtdh="http://schemas.microsoft.com/office/word/2020/wordml/sdtdatahash" xmlns:w16sdtfl="http://schemas.microsoft.com/office/word/2024/wordml/sdtformatlock" xmlns:w16se="http://schemas.microsoft.com/office/word/2015/wordml/symex" xmlns:wpg="http://schemas.microsoft.com/office/word/2010/wordprocessingGroup" xmlns:wpi="http://schemas.microsoft.com/office/word/2010/wordprocessingInk" xmlns:wne="http://schemas.microsoft.com/office/word/2006/wordml" xmlns:wps="http://schemas.microsoft.com/office/word/2010/wordprocessingShape" mc:Ignorable="w14 w15 w16se w16cid w16 w16cex w16sdtdh w16sdtfl w16du wp14">
   <w:sdt>
     <w:sdtPr>
       <w:id w:val="2065209595"/>
@@ -5812,6 +6687,7 @@
         <w:docPartUnique/>
       </w:docPartObj>
     </w:sdtPr>
+    <w:sdtEndPr/>
     <w:sdtContent>
       <w:p>
         <w:pPr>
@@ -5849,7 +6725,7 @@
 </file>
 
 <file path=word/footnotes.xml><?xml version="1.0" encoding="utf-8"?>
-<w:footnotes xmlns:wpc="http://schemas.microsoft.com/office/word/2010/wordprocessingCanvas" xmlns:cx="http://schemas.microsoft.com/office/drawing/2014/chartex" xmlns:cx1="http://schemas.microsoft.com/office/drawing/2015/9/8/chartex" xmlns:cx2="http://schemas.microsoft.com/office/drawing/2015/10/21/chartex" xmlns:cx3="http://schemas.microsoft.com/office/drawing/2016/5/9/chartex" xmlns:cx4="http://schemas.microsoft.com/office/drawing/2016/5/10/chartex" xmlns:cx5="http://schemas.microsoft.com/office/drawing/2016/5/11/chartex" xmlns:cx6="http://schemas.microsoft.com/office/drawing/2016/5/12/chartex" xmlns:cx7="http://schemas.microsoft.com/office/drawing/2016/5/13/chartex" xmlns:cx8="http://schemas.microsoft.com/office/drawing/2016/5/14/chartex" xmlns:mc="http://schemas.openxmlformats.org/markup-compatibility/2006" xmlns:aink="http://schemas.microsoft.com/office/drawing/2016/ink" xmlns:am3d="http://schemas.microsoft.com/office/drawing/2017/model3d" xmlns:o="urn:schemas-microsoft-com:office:office" xmlns:oel="http://schemas.microsoft.com/office/2019/extlst" xmlns:r="http://schemas.openxmlformats.org/officeDocument/2006/relationships" xmlns:m="http://schemas.openxmlformats.org/officeDocument/2006/math" xmlns:v="urn:schemas-microsoft-com:vml" xmlns:wp14="http://schemas.microsoft.com/office/word/2010/wordprocessingDrawing" xmlns:wp="http://schemas.openxmlformats.org/drawingml/2006/wordprocessingDrawing" xmlns:w10="urn:schemas-microsoft-com:office:word" xmlns:w="http://schemas.openxmlformats.org/wordprocessingml/2006/main" xmlns:w14="http://schemas.microsoft.com/office/word/2010/wordml" xmlns:w15="http://schemas.microsoft.com/office/word/2012/wordml" xmlns:w16cex="http://schemas.microsoft.com/office/word/2018/wordml/cex" xmlns:w16cid="http://schemas.microsoft.com/office/word/2016/wordml/cid" xmlns:w16="http://schemas.microsoft.com/office/word/2018/wordml" xmlns:w16du="http://schemas.microsoft.com/office/word/2023/wordml/word16du" xmlns:w16sdtdh="http://schemas.microsoft.com/office/word/2020/wordml/sdtdatahash" xmlns:w16sdtfl="http://schemas.microsoft.com/office/word/2024/wordml/sdtformatlock" xmlns:w16se="http://schemas.microsoft.com/office/word/2015/wordml/symex" xmlns:wpg="http://schemas.microsoft.com/office/word/2010/wordprocessingGroup" xmlns:wpi="http://schemas.microsoft.com/office/word/2010/wordprocessingInk" xmlns:wne="http://schemas.microsoft.com/office/word/2006/wordml" xmlns:wps="http://schemas.microsoft.com/office/word/2010/wordprocessingShape" mc:Ignorable="w14 w15 w16se w16cid w16 w16cex w16sdtdh w16sdtfl w16du wp14">
+<w:footnotes xmlns:wpc="http://schemas.microsoft.com/office/word/2010/wordprocessingCanvas" xmlns:cx="http://schemas.microsoft.com/office/drawing/2014/chartex" xmlns:cx1="http://schemas.microsoft.com/office/drawing/2015/9/8/chartex" xmlns:cx2="http://schemas.microsoft.com/office/drawing/2015/10/21/chartex" xmlns:cx3="http://schemas.microsoft.com/office/drawing/2016/5/9/chartex" xmlns:cx4="http://schemas.microsoft.com/office/drawing/2016/5/10/chartex" xmlns:cx5="http://schemas.microsoft.com/office/drawing/2016/5/11/chartex" xmlns:cx6="http://schemas.microsoft.com/office/drawing/2016/5/12/chartex" xmlns:cx7="http://schemas.microsoft.com/office/drawing/2016/5/13/chartex" xmlns:cx8="http://schemas.microsoft.com/office/drawing/2016/5/14/chartex" xmlns:mc="http://schemas.openxmlformats.org/markup-compatibility/2006" xmlns:aink="http://schemas.microsoft.com/office/drawing/2016/ink" xmlns:am3d="http://schemas.microsoft.com/office/drawing/2017/model3d" xmlns:o="urn:schemas-microsoft-com:office:office" xmlns:oel="http://schemas.microsoft.com/office/2019/extlst" xmlns:r="http://schemas.openxmlformats.org/officeDocument/2006/relationships" xmlns:m="http://schemas.openxmlformats.org/officeDocument/2006/math" xmlns:v="urn:schemas-microsoft-com:vml" xmlns:wp14="http://schemas.microsoft.com/office/word/2010/wordprocessingDrawing" xmlns:wp="http://schemas.openxmlformats.org/drawingml/2006/wordprocessingDrawing" xmlns:w10="urn:schemas-microsoft-com:office:word" xmlns:w="http://schemas.openxmlformats.org/wordprocessingml/2006/main" xmlns:w14="http://schemas.microsoft.com/office/word/2010/wordml" xmlns:w15="http://schemas.microsoft.com/office/word/2012/wordml" xmlns:w16cei="http://schemas.microsoft.com/office/word/2026/wordml/cei" xmlns:w16cex="http://schemas.microsoft.com/office/word/2018/wordml/cex" xmlns:w16cid="http://schemas.microsoft.com/office/word/2016/wordml/cid" xmlns:w16="http://schemas.microsoft.com/office/word/2018/wordml" xmlns:w16du="http://schemas.microsoft.com/office/word/2023/wordml/word16du" xmlns:w16sdtdh="http://schemas.microsoft.com/office/word/2020/wordml/sdtdatahash" xmlns:w16sdtfl="http://schemas.microsoft.com/office/word/2024/wordml/sdtformatlock" xmlns:w16se="http://schemas.microsoft.com/office/word/2015/wordml/symex" xmlns:wpg="http://schemas.microsoft.com/office/word/2010/wordprocessingGroup" xmlns:wpi="http://schemas.microsoft.com/office/word/2010/wordprocessingInk" xmlns:wne="http://schemas.microsoft.com/office/word/2006/wordml" xmlns:wps="http://schemas.microsoft.com/office/word/2010/wordprocessingShape" mc:Ignorable="w14 w15 w16se w16cid w16 w16cex w16sdtdh w16sdtfl w16du wp14">
   <w:footnote w:type="separator" w:id="-1">
     <w:p>
       <w:pPr>
@@ -5874,7 +6750,7 @@
 </file>
 
 <file path=word/header1.xml><?xml version="1.0" encoding="utf-8"?>
-<w:hdr xmlns:wpc="http://schemas.microsoft.com/office/word/2010/wordprocessingCanvas" xmlns:cx="http://schemas.microsoft.com/office/drawing/2014/chartex" xmlns:cx1="http://schemas.microsoft.com/office/drawing/2015/9/8/chartex" xmlns:cx2="http://schemas.microsoft.com/office/drawing/2015/10/21/chartex" xmlns:cx3="http://schemas.microsoft.com/office/drawing/2016/5/9/chartex" xmlns:cx4="http://schemas.microsoft.com/office/drawing/2016/5/10/chartex" xmlns:cx5="http://schemas.microsoft.com/office/drawing/2016/5/11/chartex" xmlns:cx6="http://schemas.microsoft.com/office/drawing/2016/5/12/chartex" xmlns:cx7="http://schemas.microsoft.com/office/drawing/2016/5/13/chartex" xmlns:cx8="http://schemas.microsoft.com/office/drawing/2016/5/14/chartex" xmlns:mc="http://schemas.openxmlformats.org/markup-compatibility/2006" xmlns:aink="http://schemas.microsoft.com/office/drawing/2016/ink" xmlns:am3d="http://schemas.microsoft.com/office/drawing/2017/model3d" xmlns:o="urn:schemas-microsoft-com:office:office" xmlns:oel="http://schemas.microsoft.com/office/2019/extlst" xmlns:r="http://schemas.openxmlformats.org/officeDocument/2006/relationships" xmlns:m="http://schemas.openxmlformats.org/officeDocument/2006/math" xmlns:v="urn:schemas-microsoft-com:vml" xmlns:wp14="http://schemas.microsoft.com/office/word/2010/wordprocessingDrawing" xmlns:wp="http://schemas.openxmlformats.org/drawingml/2006/wordprocessingDrawing" xmlns:w10="urn:schemas-microsoft-com:office:word" xmlns:w="http://schemas.openxmlformats.org/wordprocessingml/2006/main" xmlns:w14="http://schemas.microsoft.com/office/word/2010/wordml" xmlns:w15="http://schemas.microsoft.com/office/word/2012/wordml" xmlns:w16cex="http://schemas.microsoft.com/office/word/2018/wordml/cex" xmlns:w16cid="http://schemas.microsoft.com/office/word/2016/wordml/cid" xmlns:w16="http://schemas.microsoft.com/office/word/2018/wordml" xmlns:w16du="http://schemas.microsoft.com/office/word/2023/wordml/word16du" xmlns:w16sdtdh="http://schemas.microsoft.com/office/word/2020/wordml/sdtdatahash" xmlns:w16sdtfl="http://schemas.microsoft.com/office/word/2024/wordml/sdtformatlock" xmlns:w16se="http://schemas.microsoft.com/office/word/2015/wordml/symex" xmlns:wpg="http://schemas.microsoft.com/office/word/2010/wordprocessingGroup" xmlns:wpi="http://schemas.microsoft.com/office/word/2010/wordprocessingInk" xmlns:wne="http://schemas.microsoft.com/office/word/2006/wordml" xmlns:wps="http://schemas.microsoft.com/office/word/2010/wordprocessingShape" mc:Ignorable="w14 w15 w16se w16cid w16 w16cex w16sdtdh w16sdtfl w16du wp14">
+<w:hdr xmlns:wpc="http://schemas.microsoft.com/office/word/2010/wordprocessingCanvas" xmlns:cx="http://schemas.microsoft.com/office/drawing/2014/chartex" xmlns:cx1="http://schemas.microsoft.com/office/drawing/2015/9/8/chartex" xmlns:cx2="http://schemas.microsoft.com/office/drawing/2015/10/21/chartex" xmlns:cx3="http://schemas.microsoft.com/office/drawing/2016/5/9/chartex" xmlns:cx4="http://schemas.microsoft.com/office/drawing/2016/5/10/chartex" xmlns:cx5="http://schemas.microsoft.com/office/drawing/2016/5/11/chartex" xmlns:cx6="http://schemas.microsoft.com/office/drawing/2016/5/12/chartex" xmlns:cx7="http://schemas.microsoft.com/office/drawing/2016/5/13/chartex" xmlns:cx8="http://schemas.microsoft.com/office/drawing/2016/5/14/chartex" xmlns:mc="http://schemas.openxmlformats.org/markup-compatibility/2006" xmlns:aink="http://schemas.microsoft.com/office/drawing/2016/ink" xmlns:am3d="http://schemas.microsoft.com/office/drawing/2017/model3d" xmlns:o="urn:schemas-microsoft-com:office:office" xmlns:oel="http://schemas.microsoft.com/office/2019/extlst" xmlns:r="http://schemas.openxmlformats.org/officeDocument/2006/relationships" xmlns:m="http://schemas.openxmlformats.org/officeDocument/2006/math" xmlns:v="urn:schemas-microsoft-com:vml" xmlns:wp14="http://schemas.microsoft.com/office/word/2010/wordprocessingDrawing" xmlns:wp="http://schemas.openxmlformats.org/drawingml/2006/wordprocessingDrawing" xmlns:w10="urn:schemas-microsoft-com:office:word" xmlns:w="http://schemas.openxmlformats.org/wordprocessingml/2006/main" xmlns:w14="http://schemas.microsoft.com/office/word/2010/wordml" xmlns:w15="http://schemas.microsoft.com/office/word/2012/wordml" xmlns:w16cei="http://schemas.microsoft.com/office/word/2026/wordml/cei" xmlns:w16cex="http://schemas.microsoft.com/office/word/2018/wordml/cex" xmlns:w16cid="http://schemas.microsoft.com/office/word/2016/wordml/cid" xmlns:w16="http://schemas.microsoft.com/office/word/2018/wordml" xmlns:w16du="http://schemas.microsoft.com/office/word/2023/wordml/word16du" xmlns:w16sdtdh="http://schemas.microsoft.com/office/word/2020/wordml/sdtdatahash" xmlns:w16sdtfl="http://schemas.microsoft.com/office/word/2024/wordml/sdtformatlock" xmlns:w16se="http://schemas.microsoft.com/office/word/2015/wordml/symex" xmlns:wpg="http://schemas.microsoft.com/office/word/2010/wordprocessingGroup" xmlns:wpi="http://schemas.microsoft.com/office/word/2010/wordprocessingInk" xmlns:wne="http://schemas.microsoft.com/office/word/2006/wordml" xmlns:wps="http://schemas.microsoft.com/office/word/2010/wordprocessingShape" mc:Ignorable="w14 w15 w16se w16cid w16 w16cex w16sdtdh w16sdtfl w16du wp14">
   <w:p>
     <w:pPr>
       <w:pStyle w:val="Encabezado"/>
@@ -6086,7 +6962,7 @@
 </file>
 
 <file path=word/numbering.xml><?xml version="1.0" encoding="utf-8"?>
-<w:numbering xmlns:wpc="http://schemas.microsoft.com/office/word/2010/wordprocessingCanvas" xmlns:cx="http://schemas.microsoft.com/office/drawing/2014/chartex" xmlns:cx1="http://schemas.microsoft.com/office/drawing/2015/9/8/chartex" xmlns:cx2="http://schemas.microsoft.com/office/drawing/2015/10/21/chartex" xmlns:cx3="http://schemas.microsoft.com/office/drawing/2016/5/9/chartex" xmlns:cx4="http://schemas.microsoft.com/office/drawing/2016/5/10/chartex" xmlns:cx5="http://schemas.microsoft.com/office/drawing/2016/5/11/chartex" xmlns:cx6="http://schemas.microsoft.com/office/drawing/2016/5/12/chartex" xmlns:cx7="http://schemas.microsoft.com/office/drawing/2016/5/13/chartex" xmlns:cx8="http://schemas.microsoft.com/office/drawing/2016/5/14/chartex" xmlns:mc="http://schemas.openxmlformats.org/markup-compatibility/2006" xmlns:aink="http://schemas.microsoft.com/office/drawing/2016/ink" xmlns:am3d="http://schemas.microsoft.com/office/drawing/2017/model3d" xmlns:o="urn:schemas-microsoft-com:office:office" xmlns:oel="http://schemas.microsoft.com/office/2019/extlst" xmlns:r="http://schemas.openxmlformats.org/officeDocument/2006/relationships" xmlns:m="http://schemas.openxmlformats.org/officeDocument/2006/math" xmlns:v="urn:schemas-microsoft-com:vml" xmlns:wp14="http://schemas.microsoft.com/office/word/2010/wordprocessingDrawing" xmlns:wp="http://schemas.openxmlformats.org/drawingml/2006/wordprocessingDrawing" xmlns:w10="urn:schemas-microsoft-com:office:word" xmlns:w="http://schemas.openxmlformats.org/wordprocessingml/2006/main" xmlns:w14="http://schemas.microsoft.com/office/word/2010/wordml" xmlns:w15="http://schemas.microsoft.com/office/word/2012/wordml" xmlns:w16cex="http://schemas.microsoft.com/office/word/2018/wordml/cex" xmlns:w16cid="http://schemas.microsoft.com/office/word/2016/wordml/cid" xmlns:w16="http://schemas.microsoft.com/office/word/2018/wordml" xmlns:w16du="http://schemas.microsoft.com/office/word/2023/wordml/word16du" xmlns:w16sdtdh="http://schemas.microsoft.com/office/word/2020/wordml/sdtdatahash" xmlns:w16sdtfl="http://schemas.microsoft.com/office/word/2024/wordml/sdtformatlock" xmlns:w16se="http://schemas.microsoft.com/office/word/2015/wordml/symex" xmlns:wpg="http://schemas.microsoft.com/office/word/2010/wordprocessingGroup" xmlns:wpi="http://schemas.microsoft.com/office/word/2010/wordprocessingInk" xmlns:wne="http://schemas.microsoft.com/office/word/2006/wordml" xmlns:wps="http://schemas.microsoft.com/office/word/2010/wordprocessingShape" mc:Ignorable="w14 w15 w16se w16cid w16 w16cex w16sdtdh w16sdtfl w16du wp14">
+<w:numbering xmlns:wpc="http://schemas.microsoft.com/office/word/2010/wordprocessingCanvas" xmlns:cx="http://schemas.microsoft.com/office/drawing/2014/chartex" xmlns:cx1="http://schemas.microsoft.com/office/drawing/2015/9/8/chartex" xmlns:cx2="http://schemas.microsoft.com/office/drawing/2015/10/21/chartex" xmlns:cx3="http://schemas.microsoft.com/office/drawing/2016/5/9/chartex" xmlns:cx4="http://schemas.microsoft.com/office/drawing/2016/5/10/chartex" xmlns:cx5="http://schemas.microsoft.com/office/drawing/2016/5/11/chartex" xmlns:cx6="http://schemas.microsoft.com/office/drawing/2016/5/12/chartex" xmlns:cx7="http://schemas.microsoft.com/office/drawing/2016/5/13/chartex" xmlns:cx8="http://schemas.microsoft.com/office/drawing/2016/5/14/chartex" xmlns:mc="http://schemas.openxmlformats.org/markup-compatibility/2006" xmlns:aink="http://schemas.microsoft.com/office/drawing/2016/ink" xmlns:am3d="http://schemas.microsoft.com/office/drawing/2017/model3d" xmlns:o="urn:schemas-microsoft-com:office:office" xmlns:oel="http://schemas.microsoft.com/office/2019/extlst" xmlns:r="http://schemas.openxmlformats.org/officeDocument/2006/relationships" xmlns:m="http://schemas.openxmlformats.org/officeDocument/2006/math" xmlns:v="urn:schemas-microsoft-com:vml" xmlns:wp14="http://schemas.microsoft.com/office/word/2010/wordprocessingDrawing" xmlns:wp="http://schemas.openxmlformats.org/drawingml/2006/wordprocessingDrawing" xmlns:w10="urn:schemas-microsoft-com:office:word" xmlns:w="http://schemas.openxmlformats.org/wordprocessingml/2006/main" xmlns:w14="http://schemas.microsoft.com/office/word/2010/wordml" xmlns:w15="http://schemas.microsoft.com/office/word/2012/wordml" xmlns:w16cei="http://schemas.microsoft.com/office/word/2026/wordml/cei" xmlns:w16cex="http://schemas.microsoft.com/office/word/2018/wordml/cex" xmlns:w16cid="http://schemas.microsoft.com/office/word/2016/wordml/cid" xmlns:w16="http://schemas.microsoft.com/office/word/2018/wordml" xmlns:w16du="http://schemas.microsoft.com/office/word/2023/wordml/word16du" xmlns:w16sdtdh="http://schemas.microsoft.com/office/word/2020/wordml/sdtdatahash" xmlns:w16sdtfl="http://schemas.microsoft.com/office/word/2024/wordml/sdtformatlock" xmlns:w16se="http://schemas.microsoft.com/office/word/2015/wordml/symex" xmlns:wpg="http://schemas.microsoft.com/office/word/2010/wordprocessingGroup" xmlns:wpi="http://schemas.microsoft.com/office/word/2010/wordprocessingInk" xmlns:wne="http://schemas.microsoft.com/office/word/2006/wordml" xmlns:wps="http://schemas.microsoft.com/office/word/2010/wordprocessingShape" mc:Ignorable="w14 w15 w16se w16cid w16 w16cex w16sdtdh w16sdtfl w16du wp14">
   <w:abstractNum w:abstractNumId="0" w15:restartNumberingAfterBreak="0">
     <w:nsid w:val="0E174621"/>
     <w:multiLevelType w:val="hybridMultilevel"/>
@@ -10097,7 +10973,7 @@
 </file>
 
 <file path=word/glossary/document.xml><?xml version="1.0" encoding="utf-8"?>
-<w:glossaryDocument xmlns:wpc="http://schemas.microsoft.com/office/word/2010/wordprocessingCanvas" xmlns:cx="http://schemas.microsoft.com/office/drawing/2014/chartex" xmlns:cx1="http://schemas.microsoft.com/office/drawing/2015/9/8/chartex" xmlns:cx2="http://schemas.microsoft.com/office/drawing/2015/10/21/chartex" xmlns:cx3="http://schemas.microsoft.com/office/drawing/2016/5/9/chartex" xmlns:cx4="http://schemas.microsoft.com/office/drawing/2016/5/10/chartex" xmlns:cx5="http://schemas.microsoft.com/office/drawing/2016/5/11/chartex" xmlns:cx6="http://schemas.microsoft.com/office/drawing/2016/5/12/chartex" xmlns:cx7="http://schemas.microsoft.com/office/drawing/2016/5/13/chartex" xmlns:cx8="http://schemas.microsoft.com/office/drawing/2016/5/14/chartex" xmlns:mc="http://schemas.openxmlformats.org/markup-compatibility/2006" xmlns:aink="http://schemas.microsoft.com/office/drawing/2016/ink" xmlns:am3d="http://schemas.microsoft.com/office/drawing/2017/model3d" xmlns:o="urn:schemas-microsoft-com:office:office" xmlns:oel="http://schemas.microsoft.com/office/2019/extlst" xmlns:r="http://schemas.openxmlformats.org/officeDocument/2006/relationships" xmlns:m="http://schemas.openxmlformats.org/officeDocument/2006/math" xmlns:v="urn:schemas-microsoft-com:vml" xmlns:wp14="http://schemas.microsoft.com/office/word/2010/wordprocessingDrawing" xmlns:wp="http://schemas.openxmlformats.org/drawingml/2006/wordprocessingDrawing" xmlns:w10="urn:schemas-microsoft-com:office:word" xmlns:w="http://schemas.openxmlformats.org/wordprocessingml/2006/main" xmlns:w14="http://schemas.microsoft.com/office/word/2010/wordml" xmlns:w15="http://schemas.microsoft.com/office/word/2012/wordml" xmlns:w16cex="http://schemas.microsoft.com/office/word/2018/wordml/cex" xmlns:w16cid="http://schemas.microsoft.com/office/word/2016/wordml/cid" xmlns:w16="http://schemas.microsoft.com/office/word/2018/wordml" xmlns:w16du="http://schemas.microsoft.com/office/word/2023/wordml/word16du" xmlns:w16sdtdh="http://schemas.microsoft.com/office/word/2020/wordml/sdtdatahash" xmlns:w16sdtfl="http://schemas.microsoft.com/office/word/2024/wordml/sdtformatlock" xmlns:w16se="http://schemas.microsoft.com/office/word/2015/wordml/symex" xmlns:wpg="http://schemas.microsoft.com/office/word/2010/wordprocessingGroup" xmlns:wpi="http://schemas.microsoft.com/office/word/2010/wordprocessingInk" xmlns:wne="http://schemas.microsoft.com/office/word/2006/wordml" xmlns:wps="http://schemas.microsoft.com/office/word/2010/wordprocessingShape" mc:Ignorable="w14 w15 w16se w16cid w16 w16cex w16sdtdh w16sdtfl w16du wp14">
+<w:glossaryDocument xmlns:wpc="http://schemas.microsoft.com/office/word/2010/wordprocessingCanvas" xmlns:cx="http://schemas.microsoft.com/office/drawing/2014/chartex" xmlns:cx1="http://schemas.microsoft.com/office/drawing/2015/9/8/chartex" xmlns:cx2="http://schemas.microsoft.com/office/drawing/2015/10/21/chartex" xmlns:cx3="http://schemas.microsoft.com/office/drawing/2016/5/9/chartex" xmlns:cx4="http://schemas.microsoft.com/office/drawing/2016/5/10/chartex" xmlns:cx5="http://schemas.microsoft.com/office/drawing/2016/5/11/chartex" xmlns:cx6="http://schemas.microsoft.com/office/drawing/2016/5/12/chartex" xmlns:cx7="http://schemas.microsoft.com/office/drawing/2016/5/13/chartex" xmlns:cx8="http://schemas.microsoft.com/office/drawing/2016/5/14/chartex" xmlns:mc="http://schemas.openxmlformats.org/markup-compatibility/2006" xmlns:aink="http://schemas.microsoft.com/office/drawing/2016/ink" xmlns:am3d="http://schemas.microsoft.com/office/drawing/2017/model3d" xmlns:o="urn:schemas-microsoft-com:office:office" xmlns:oel="http://schemas.microsoft.com/office/2019/extlst" xmlns:r="http://schemas.openxmlformats.org/officeDocument/2006/relationships" xmlns:m="http://schemas.openxmlformats.org/officeDocument/2006/math" xmlns:v="urn:schemas-microsoft-com:vml" xmlns:wp14="http://schemas.microsoft.com/office/word/2010/wordprocessingDrawing" xmlns:wp="http://schemas.openxmlformats.org/drawingml/2006/wordprocessingDrawing" xmlns:w10="urn:schemas-microsoft-com:office:word" xmlns:w="http://schemas.openxmlformats.org/wordprocessingml/2006/main" xmlns:w14="http://schemas.microsoft.com/office/word/2010/wordml" xmlns:w15="http://schemas.microsoft.com/office/word/2012/wordml" xmlns:w16cei="http://schemas.microsoft.com/office/word/2026/wordml/cei" xmlns:w16cex="http://schemas.microsoft.com/office/word/2018/wordml/cex" xmlns:w16cid="http://schemas.microsoft.com/office/word/2016/wordml/cid" xmlns:w16="http://schemas.microsoft.com/office/word/2018/wordml" xmlns:w16du="http://schemas.microsoft.com/office/word/2023/wordml/word16du" xmlns:w16sdtdh="http://schemas.microsoft.com/office/word/2020/wordml/sdtdatahash" xmlns:w16sdtfl="http://schemas.microsoft.com/office/word/2024/wordml/sdtformatlock" xmlns:w16se="http://schemas.microsoft.com/office/word/2015/wordml/symex" xmlns:wpg="http://schemas.microsoft.com/office/word/2010/wordprocessingGroup" xmlns:wpi="http://schemas.microsoft.com/office/word/2010/wordprocessingInk" xmlns:wne="http://schemas.microsoft.com/office/word/2006/wordml" xmlns:wps="http://schemas.microsoft.com/office/word/2010/wordprocessingShape" mc:Ignorable="w14 w15 w16se w16cid w16 w16cex w16sdtdh w16sdtfl w16du wp14">
   <w:docParts>
     <w:docPart>
       <w:docPartPr>
@@ -10222,19 +11098,27 @@
     <w:rsid w:val="0001344E"/>
     <w:rsid w:val="00066079"/>
     <w:rsid w:val="000B12CF"/>
+    <w:rsid w:val="00131FA0"/>
     <w:rsid w:val="002E3237"/>
     <w:rsid w:val="003136E7"/>
+    <w:rsid w:val="003D0E2B"/>
     <w:rsid w:val="00426121"/>
+    <w:rsid w:val="005F287F"/>
+    <w:rsid w:val="0074544A"/>
     <w:rsid w:val="007816A7"/>
+    <w:rsid w:val="007934EB"/>
     <w:rsid w:val="007E216B"/>
     <w:rsid w:val="00913911"/>
+    <w:rsid w:val="00A77002"/>
     <w:rsid w:val="00AB5087"/>
+    <w:rsid w:val="00B5523B"/>
     <w:rsid w:val="00C3050C"/>
     <w:rsid w:val="00C50876"/>
     <w:rsid w:val="00CB00C1"/>
     <w:rsid w:val="00CB6D0B"/>
     <w:rsid w:val="00D37B62"/>
     <w:rsid w:val="00E175F1"/>
+    <w:rsid w:val="00E5061E"/>
     <w:rsid w:val="00E939A7"/>
   </w:rsids>
   <m:mathPr>
@@ -10968,17 +11852,6 @@
 </file>
 
 <file path=customXml/item1.xml><?xml version="1.0" encoding="utf-8"?>
-<p:properties xmlns:p="http://schemas.microsoft.com/office/2006/metadata/properties" xmlns:xsi="http://www.w3.org/2001/XMLSchema-instance" xmlns:pc="http://schemas.microsoft.com/office/infopath/2007/PartnerControls">
-  <documentManagement>
-    <TaxCatchAll xmlns="f0c43a63-ef4f-440f-bb22-b03a4997eb12" xsi:nil="true"/>
-    <lcf76f155ced4ddcb4097134ff3c332f xmlns="08b9c17c-0482-44c2-9b13-bb44c6da1d14">
-      <Terms xmlns="http://schemas.microsoft.com/office/infopath/2007/PartnerControls"/>
-    </lcf76f155ced4ddcb4097134ff3c332f>
-  </documentManagement>
-</p:properties>
-</file>
-
-<file path=customXml/item2.xml><?xml version="1.0" encoding="utf-8"?>
 <ct:contentTypeSchema xmlns:ct="http://schemas.microsoft.com/office/2006/metadata/contentType" xmlns:ma="http://schemas.microsoft.com/office/2006/metadata/properties/metaAttributes" ct:_="" ma:_="" ma:contentTypeName="Documento" ma:contentTypeID="0x0101006456ADF4BB232A4E903BBF67EEC46F14" ma:contentTypeVersion="11" ma:contentTypeDescription="Crear nuevo documento." ma:contentTypeScope="" ma:versionID="0af4f45925647f66af03a5ceabb6f1c2">
   <xsd:schema xmlns:xsd="http://www.w3.org/2001/XMLSchema" xmlns:xs="http://www.w3.org/2001/XMLSchema" xmlns:p="http://schemas.microsoft.com/office/2006/metadata/properties" xmlns:ns2="08b9c17c-0482-44c2-9b13-bb44c6da1d14" xmlns:ns3="f0c43a63-ef4f-440f-bb22-b03a4997eb12" targetNamespace="http://schemas.microsoft.com/office/2006/metadata/properties" ma:root="true" ma:fieldsID="48668892431ee9b388db8e0d46d14fc2" ns2:_="" ns3:_="">
     <xsd:import namespace="08b9c17c-0482-44c2-9b13-bb44c6da1d14"/>
@@ -11173,7 +12046,7 @@
 </ct:contentTypeSchema>
 </file>
 
-<file path=customXml/item3.xml><?xml version="1.0" encoding="utf-8"?>
+<file path=customXml/item2.xml><?xml version="1.0" encoding="utf-8"?>
 <?mso-contentType ?>
 <FormTemplates xmlns="http://schemas.microsoft.com/sharepoint/v3/contenttype/forms">
   <Display>DocumentLibraryForm</Display>
@@ -11182,22 +12055,22 @@
 </FormTemplates>
 </file>
 
-<file path=customXml/item4.xml><?xml version="1.0" encoding="utf-8"?>
+<file path=customXml/item3.xml><?xml version="1.0" encoding="utf-8"?>
 <b:Sources xmlns:b="http://schemas.openxmlformats.org/officeDocument/2006/bibliography" xmlns="http://schemas.openxmlformats.org/officeDocument/2006/bibliography" SelectedStyle="\APASixthEditionOfficeOnline.xsl" StyleName="APA" Version="6"/>
 </file>
 
-<file path=customXml/itemProps1.xml><?xml version="1.0" encoding="utf-8"?>
-<ds:datastoreItem xmlns:ds="http://schemas.openxmlformats.org/officeDocument/2006/customXml" ds:itemID="{3E058156-DCE7-4B7D-93A4-D04CAE3EE546}">
-  <ds:schemaRefs>
-    <ds:schemaRef ds:uri="http://schemas.microsoft.com/office/2006/metadata/properties"/>
-    <ds:schemaRef ds:uri="http://schemas.microsoft.com/office/infopath/2007/PartnerControls"/>
-    <ds:schemaRef ds:uri="f0c43a63-ef4f-440f-bb22-b03a4997eb12"/>
-    <ds:schemaRef ds:uri="08b9c17c-0482-44c2-9b13-bb44c6da1d14"/>
-  </ds:schemaRefs>
-</ds:datastoreItem>
+<file path=customXml/item4.xml><?xml version="1.0" encoding="utf-8"?>
+<p:properties xmlns:p="http://schemas.microsoft.com/office/2006/metadata/properties" xmlns:xsi="http://www.w3.org/2001/XMLSchema-instance" xmlns:pc="http://schemas.microsoft.com/office/infopath/2007/PartnerControls">
+  <documentManagement>
+    <TaxCatchAll xmlns="f0c43a63-ef4f-440f-bb22-b03a4997eb12" xsi:nil="true"/>
+    <lcf76f155ced4ddcb4097134ff3c332f xmlns="08b9c17c-0482-44c2-9b13-bb44c6da1d14">
+      <Terms xmlns="http://schemas.microsoft.com/office/infopath/2007/PartnerControls"/>
+    </lcf76f155ced4ddcb4097134ff3c332f>
+  </documentManagement>
+</p:properties>
 </file>
 
-<file path=customXml/itemProps2.xml><?xml version="1.0" encoding="utf-8"?>
+<file path=customXml/itemProps1.xml><?xml version="1.0" encoding="utf-8"?>
 <ds:datastoreItem xmlns:ds="http://schemas.openxmlformats.org/officeDocument/2006/customXml" ds:itemID="{21371FEC-7042-4964-B0AD-1A610BA26869}">
   <ds:schemaRefs>
     <ds:schemaRef ds:uri="http://schemas.microsoft.com/office/2006/metadata/contentType"/>
@@ -11216,7 +12089,7 @@
 </ds:datastoreItem>
 </file>
 
-<file path=customXml/itemProps3.xml><?xml version="1.0" encoding="utf-8"?>
+<file path=customXml/itemProps2.xml><?xml version="1.0" encoding="utf-8"?>
 <ds:datastoreItem xmlns:ds="http://schemas.openxmlformats.org/officeDocument/2006/customXml" ds:itemID="{E80F8D5B-AFF8-455D-A757-9D2CECCA1D66}">
   <ds:schemaRefs>
     <ds:schemaRef ds:uri="http://schemas.microsoft.com/sharepoint/v3/contenttype/forms"/>
@@ -11224,10 +12097,21 @@
 </ds:datastoreItem>
 </file>
 
-<file path=customXml/itemProps4.xml><?xml version="1.0" encoding="utf-8"?>
+<file path=customXml/itemProps3.xml><?xml version="1.0" encoding="utf-8"?>
 <ds:datastoreItem xmlns:ds="http://schemas.openxmlformats.org/officeDocument/2006/customXml" ds:itemID="{11F71057-F0F2-41CB-BBC6-D50CDF759C54}">
   <ds:schemaRefs>
     <ds:schemaRef ds:uri="http://schemas.openxmlformats.org/officeDocument/2006/bibliography"/>
   </ds:schemaRefs>
 </ds:datastoreItem>
+</file>
+
+<file path=customXml/itemProps4.xml><?xml version="1.0" encoding="utf-8"?>
+<ds:datastoreItem xmlns:ds="http://schemas.openxmlformats.org/officeDocument/2006/customXml" ds:itemID="{3E058156-DCE7-4B7D-93A4-D04CAE3EE546}">
+  <ds:schemaRefs>
+    <ds:schemaRef ds:uri="http://schemas.microsoft.com/office/2006/metadata/properties"/>
+    <ds:schemaRef ds:uri="http://schemas.microsoft.com/office/infopath/2007/PartnerControls"/>
+    <ds:schemaRef ds:uri="f0c43a63-ef4f-440f-bb22-b03a4997eb12"/>
+    <ds:schemaRef ds:uri="08b9c17c-0482-44c2-9b13-bb44c6da1d14"/>
+  </ds:schemaRefs>
+</ds:datastoreItem>
 </file>